--- a/content/03-policy-process-institutions/advocacy-coalition-worksheets.docx
+++ b/content/03-policy-process-institutions/advocacy-coalition-worksheets.docx
@@ -2,23 +2,25 @@
 <file path=word/document.xml><?xml version="1.0" encoding="utf-8"?>
 <w:document xmlns:w="http://schemas.openxmlformats.org/wordprocessingml/2006/main" xmlns:m="http://schemas.openxmlformats.org/officeDocument/2006/math" xmlns:r="http://schemas.openxmlformats.org/officeDocument/2006/relationships" xmlns:o="urn:schemas-microsoft-com:office:office" xmlns:v="urn:schemas-microsoft-com:vml" xmlns:w10="urn:schemas-microsoft-com:office:word" xmlns:a="http://schemas.openxmlformats.org/drawingml/2006/main" xmlns:pic="http://schemas.openxmlformats.org/drawingml/2006/picture" xmlns:wp="http://schemas.openxmlformats.org/drawingml/2006/wordprocessingDrawing">
   <w:body>
-    <w:bookmarkStart w:id="26" w:name="mapping-an-advocacy-coalition-worksheet"/>
     <w:p>
       <w:pPr>
         <w:pStyle w:val="Heading1"/>
       </w:pPr>
+      <w:bookmarkStart w:id="20" w:name="mapping-an-advocacy-coalition-worksheet"/>
       <w:r>
         <w:t xml:space="preserve">Mapping an Advocacy Coalition — Worksheet</w:t>
       </w:r>
-    </w:p>
-    <w:bookmarkStart w:id="25" w:name="brazil-climate-acf-pair-confrontational"/>
+      <w:bookmarkEnd w:id="20"/>
+    </w:p>
     <w:p>
       <w:pPr>
         <w:pStyle w:val="Heading2"/>
       </w:pPr>
-      <w:r>
-        <w:t xml:space="preserve">Brazil — Climate ACF pair (confrontational)</w:t>
-      </w:r>
+      <w:bookmarkStart w:id="21" w:name="brazil-climate-case"/>
+      <w:r>
+        <w:t xml:space="preserve">Brazil — Climate case</w:t>
+      </w:r>
+      <w:bookmarkEnd w:id="21"/>
     </w:p>
     <w:p>
       <w:pPr>
@@ -28,14 +30,15 @@
         <w:t xml:space="preserve">IR227 Seminar 3 — Group worksheet</w:t>
       </w:r>
     </w:p>
-    <w:bookmarkStart w:id="20" w:name="task"/>
     <w:p>
       <w:pPr>
         <w:pStyle w:val="Heading3"/>
       </w:pPr>
+      <w:bookmarkStart w:id="22" w:name="task"/>
       <w:r>
         <w:t xml:space="preserve">Task</w:t>
       </w:r>
+      <w:bookmarkEnd w:id="22"/>
     </w:p>
     <w:p>
       <w:pPr>
@@ -63,15 +66,15 @@
         <w:t xml:space="preserve">reflection: does ACF fit cleanly, or would PET or MSF do better?</w:t>
       </w:r>
     </w:p>
-    <w:bookmarkEnd w:id="20"/>
-    <w:bookmarkStart w:id="21" w:name="requirements"/>
     <w:p>
       <w:pPr>
         <w:pStyle w:val="Heading3"/>
       </w:pPr>
+      <w:bookmarkStart w:id="23" w:name="requirements"/>
       <w:r>
         <w:t xml:space="preserve">Requirements</w:t>
       </w:r>
+      <w:bookmarkEnd w:id="23"/>
     </w:p>
     <w:p>
       <w:pPr>
@@ -154,15 +157,15 @@
         <w:t xml:space="preserve">framework-fit reflection), not on which verdict you reach.</w:t>
       </w:r>
     </w:p>
-    <w:bookmarkEnd w:id="21"/>
-    <w:bookmarkStart w:id="22" w:name="tool-summary"/>
     <w:p>
       <w:pPr>
         <w:pStyle w:val="Heading3"/>
       </w:pPr>
+      <w:bookmarkStart w:id="24" w:name="tool-summary"/>
       <w:r>
         <w:t xml:space="preserve">Tool summary</w:t>
       </w:r>
+      <w:bookmarkEnd w:id="24"/>
     </w:p>
     <w:p>
       <w:pPr>
@@ -171,7 +174,6 @@
       <w:r>
         <w:rPr>
           <w:b/>
-          <w:bCs/>
         </w:rPr>
         <w:t xml:space="preserve">Three-tier belief structure (Nohrstedt 2023).</w:t>
       </w:r>
@@ -187,7 +189,6 @@
       <w:r>
         <w:rPr>
           <w:i/>
-          <w:iCs/>
         </w:rPr>
         <w:t xml:space="preserve">not</w:t>
       </w:r>
@@ -292,7 +293,6 @@
       <w:r>
         <w:rPr>
           <w:b/>
-          <w:bCs/>
         </w:rPr>
         <w:t xml:space="preserve">Four pathways to policy-core change.</w:t>
       </w:r>
@@ -340,7 +340,6 @@
       <w:r>
         <w:rPr>
           <w:b/>
-          <w:bCs/>
         </w:rPr>
         <w:t xml:space="preserve">Broker vs. entrepreneur.</w:t>
       </w:r>
@@ -400,7 +399,6 @@
       <w:r>
         <w:rPr>
           <w:b/>
-          <w:bCs/>
         </w:rPr>
         <w:t xml:space="preserve">Framework-fit reflection.</w:t>
       </w:r>
@@ -428,21 +426,18 @@
       <w:r>
         <w:rPr>
           <w:i/>
-          <w:iCs/>
         </w:rPr>
         <w:t xml:space="preserve">why this rhythm of stasis and</w:t>
       </w:r>
       <w:r>
         <w:rPr>
           <w:i/>
-          <w:iCs/>
         </w:rPr>
         <w:t xml:space="preserve"> </w:t>
       </w:r>
       <w:r>
         <w:rPr>
           <w:i/>
-          <w:iCs/>
         </w:rPr>
         <w:t xml:space="preserve">punctuation</w:t>
       </w:r>
@@ -455,21 +450,18 @@
       <w:r>
         <w:rPr>
           <w:i/>
-          <w:iCs/>
         </w:rPr>
         <w:t xml:space="preserve">what coupled at</w:t>
       </w:r>
       <w:r>
         <w:rPr>
           <w:i/>
-          <w:iCs/>
         </w:rPr>
         <w:t xml:space="preserve"> </w:t>
       </w:r>
       <w:r>
         <w:rPr>
           <w:i/>
-          <w:iCs/>
         </w:rPr>
         <w:t xml:space="preserve">this moment</w:t>
       </w:r>
@@ -483,113 +475,82 @@
         <w:t xml:space="preserve">analytical skill.</w:t>
       </w:r>
     </w:p>
-    <w:bookmarkEnd w:id="22"/>
-    <w:bookmarkStart w:id="23" w:name="case-specifics-from-the-case-pack"/>
     <w:p>
       <w:pPr>
         <w:pStyle w:val="Heading3"/>
       </w:pPr>
+      <w:bookmarkStart w:id="25" w:name="case-specifics-from-the-case-pack"/>
       <w:r>
         <w:t xml:space="preserve">Case specifics (from the case pack)</w:t>
       </w:r>
+      <w:bookmarkEnd w:id="25"/>
     </w:p>
     <w:p>
       <w:pPr>
         <w:pStyle w:val="FirstParagraph"/>
       </w:pPr>
       <w:r>
-        <w:t xml:space="preserve">Brazil’s climate policy across the 2000–2015 period sits at the</w:t>
-      </w:r>
-      <w:r>
-        <w:t xml:space="preserve"> </w:t>
-      </w:r>
-      <w:r>
-        <w:t xml:space="preserve">intersection of two long-running coalitional projects. A pro-climate</w:t>
-      </w:r>
-      <w:r>
-        <w:t xml:space="preserve"> </w:t>
-      </w:r>
-      <w:r>
-        <w:t xml:space="preserve">coalition consolidated through the early 2000s, drawing on environmental</w:t>
-      </w:r>
-      <w:r>
-        <w:t xml:space="preserve"> </w:t>
-      </w:r>
-      <w:r>
-        <w:t xml:space="preserve">NGOs (Greenpeace Brazil, ISA, IPAM), the Foreign Ministry’s</w:t>
-      </w:r>
-      <w:r>
-        <w:t xml:space="preserve"> </w:t>
-      </w:r>
-      <w:r>
-        <w:t xml:space="preserve">climate-attentive diplomatic network, allied state governments (notably</w:t>
-      </w:r>
-      <w:r>
-        <w:t xml:space="preserve"> </w:t>
-      </w:r>
-      <w:r>
-        <w:t xml:space="preserve">São Paulo), and a sustained academic community at USP, UNICAMP, and</w:t>
-      </w:r>
-      <w:r>
-        <w:t xml:space="preserve"> </w:t>
-      </w:r>
-      <w:r>
-        <w:t xml:space="preserve">INPA. A developmentalist coalition aligned in the same period across</w:t>
-      </w:r>
-      <w:r>
-        <w:t xml:space="preserve"> </w:t>
-      </w:r>
-      <w:r>
-        <w:t xml:space="preserve">agribusiness associations, infrastructure-focused parts of the Mines and</w:t>
-      </w:r>
-      <w:r>
-        <w:t xml:space="preserve"> </w:t>
-      </w:r>
-      <w:r>
-        <w:t xml:space="preserve">Energy Ministry, congressional ruralist blocs, and segments of the</w:t>
-      </w:r>
-      <w:r>
-        <w:t xml:space="preserve"> </w:t>
-      </w:r>
-      <w:r>
-        <w:t xml:space="preserve">BNDES. The two coalitions have been publicly at odds for over two</w:t>
-      </w:r>
-      <w:r>
-        <w:t xml:space="preserve"> </w:t>
-      </w:r>
-      <w:r>
-        <w:t xml:space="preserve">decades, with the presidential office alternating in alignment. Brazil’s</w:t>
-      </w:r>
-      <w:r>
-        <w:t xml:space="preserve"> </w:t>
-      </w:r>
-      <w:r>
-        <w:t xml:space="preserve">coalition strategy in this period is classified as</w:t>
-      </w:r>
-      <w:r>
-        <w:t xml:space="preserve"> </w:t>
-      </w:r>
-      <w:r>
-        <w:rPr>
-          <w:i/>
-          <w:iCs/>
-        </w:rPr>
-        <w:t xml:space="preserve">confrontational</w:t>
-      </w:r>
-      <w:r>
-        <w:t xml:space="preserve">:</w:t>
-      </w:r>
-      <w:r>
-        <w:t xml:space="preserve"> </w:t>
-      </w:r>
-      <w:r>
-        <w:t xml:space="preserve">the coalitions operate openly, the disagreement is publicly visible, and</w:t>
-      </w:r>
-      <w:r>
-        <w:t xml:space="preserve"> </w:t>
-      </w:r>
-      <w:r>
-        <w:t xml:space="preserve">influence-opportunity structures reward exposure rather than absorption.</w:t>
+        <w:t xml:space="preserve">Brazil’s climate policy across the 2000–2015 period involved a</w:t>
+      </w:r>
+      <w:r>
+        <w:t xml:space="preserve"> </w:t>
+      </w:r>
+      <w:r>
+        <w:t xml:space="preserve">recurring set of actors on each side of a long-running disagreement. On</w:t>
+      </w:r>
+      <w:r>
+        <w:t xml:space="preserve"> </w:t>
+      </w:r>
+      <w:r>
+        <w:t xml:space="preserve">one side: environmental NGOs (Greenpeace Brazil, ISA, IPAM), the Foreign</w:t>
+      </w:r>
+      <w:r>
+        <w:t xml:space="preserve"> </w:t>
+      </w:r>
+      <w:r>
+        <w:t xml:space="preserve">Ministry’s climate-attentive diplomatic network, allied state</w:t>
+      </w:r>
+      <w:r>
+        <w:t xml:space="preserve"> </w:t>
+      </w:r>
+      <w:r>
+        <w:t xml:space="preserve">governments (notably São Paulo), and an academic community at USP,</w:t>
+      </w:r>
+      <w:r>
+        <w:t xml:space="preserve"> </w:t>
+      </w:r>
+      <w:r>
+        <w:t xml:space="preserve">UNICAMP, and INPA. On the other: agribusiness associations,</w:t>
+      </w:r>
+      <w:r>
+        <w:t xml:space="preserve"> </w:t>
+      </w:r>
+      <w:r>
+        <w:t xml:space="preserve">infrastructure-focused parts of the Mines and Energy Ministry,</w:t>
+      </w:r>
+      <w:r>
+        <w:t xml:space="preserve"> </w:t>
+      </w:r>
+      <w:r>
+        <w:t xml:space="preserve">congressional ruralist blocs, and segments of the BNDES. These groupings</w:t>
+      </w:r>
+      <w:r>
+        <w:t xml:space="preserve"> </w:t>
+      </w:r>
+      <w:r>
+        <w:t xml:space="preserve">have been active across the period, with the presidential office</w:t>
+      </w:r>
+      <w:r>
+        <w:t xml:space="preserve"> </w:t>
+      </w:r>
+      <w:r>
+        <w:t xml:space="preserve">alternating in alignment, and the disagreement has largely played out in</w:t>
+      </w:r>
+      <w:r>
+        <w:t xml:space="preserve"> </w:t>
+      </w:r>
+      <w:r>
+        <w:t xml:space="preserve">public view rather than behind closed doors.</w:t>
       </w:r>
     </w:p>
     <w:p>
@@ -597,42 +558,30 @@
         <w:pStyle w:val="BodyText"/>
       </w:pPr>
       <w:r>
-        <w:t xml:space="preserve">The arc has produced both major change moments (Lula’s deforestation</w:t>
-      </w:r>
-      <w:r>
-        <w:t xml:space="preserve"> </w:t>
-      </w:r>
-      <w:r>
-        <w:t xml:space="preserve">policy 2004–2008; the Paris Agreement; the Amazon Fund) and major</w:t>
-      </w:r>
-      <w:r>
-        <w:t xml:space="preserve"> </w:t>
-      </w:r>
-      <w:r>
-        <w:t xml:space="preserve">reversals (the early Bolsonaro period). Through it all, the underlying</w:t>
-      </w:r>
-      <w:r>
-        <w:t xml:space="preserve"> </w:t>
-      </w:r>
-      <w:r>
-        <w:t xml:space="preserve">coalitional opposition has persisted, with members updating tactics but</w:t>
-      </w:r>
-      <w:r>
-        <w:t xml:space="preserve"> </w:t>
-      </w:r>
-      <w:r>
-        <w:t xml:space="preserve">not policy-core beliefs.</w:t>
-      </w:r>
-    </w:p>
-    <w:bookmarkEnd w:id="23"/>
-    <w:bookmarkStart w:id="24" w:name="discussion-questions-from-the-case-pack"/>
+        <w:t xml:space="preserve">The period includes both moments of significant policy movement (Lula’s</w:t>
+      </w:r>
+      <w:r>
+        <w:t xml:space="preserve"> </w:t>
+      </w:r>
+      <w:r>
+        <w:t xml:space="preserve">deforestation policy 2004–2008; the Paris Agreement; the Amazon Fund)</w:t>
+      </w:r>
+      <w:r>
+        <w:t xml:space="preserve"> </w:t>
+      </w:r>
+      <w:r>
+        <w:t xml:space="preserve">and moments of reversal (the early Bolsonaro period).</w:t>
+      </w:r>
+    </w:p>
     <w:p>
       <w:pPr>
         <w:pStyle w:val="Heading3"/>
       </w:pPr>
+      <w:bookmarkStart w:id="26" w:name="discussion-questions-from-the-case-pack"/>
       <w:r>
         <w:t xml:space="preserve">Discussion questions from the case pack</w:t>
       </w:r>
+      <w:bookmarkEnd w:id="26"/>
     </w:p>
     <w:p>
       <w:pPr>
@@ -695,7 +644,6 @@
       <w:r>
         <w:rPr>
           <w:i/>
-          <w:iCs/>
         </w:rPr>
         <w:t xml:space="preserve">Framework reflection:</w:t>
       </w:r>
@@ -703,19 +651,13 @@
         <w:t xml:space="preserve"> </w:t>
       </w:r>
       <w:r>
-        <w:t xml:space="preserve">does ACF fit cleanly, or would a PET frame</w:t>
-      </w:r>
-      <w:r>
-        <w:t xml:space="preserve"> </w:t>
-      </w:r>
-      <w:r>
-        <w:t xml:space="preserve">(Amazon attention dynamics, venue shifts to international forums) or</w:t>
-      </w:r>
-      <w:r>
-        <w:t xml:space="preserve"> </w:t>
-      </w:r>
-      <w:r>
-        <w:t xml:space="preserve">an MSF frame (the 2009 and 2015 coupling moments) do better?</w:t>
+        <w:t xml:space="preserve">does ACF fit cleanly, or would PET or MSF do</w:t>
+      </w:r>
+      <w:r>
+        <w:t xml:space="preserve"> </w:t>
+      </w:r>
+      <w:r>
+        <w:t xml:space="preserve">better for this case?</w:t>
       </w:r>
     </w:p>
     <w:p>
@@ -723,26 +665,25 @@
         <w:br w:type="page"/>
       </w:r>
     </w:p>
-    <w:bookmarkEnd w:id="24"/>
-    <w:bookmarkEnd w:id="25"/>
-    <w:bookmarkEnd w:id="26"/>
-    <w:bookmarkStart w:id="33" w:name="X508f6304beb917ddb69153392fbf86c7625199b"/>
     <w:p>
       <w:pPr>
         <w:pStyle w:val="Heading1"/>
       </w:pPr>
+      <w:bookmarkStart w:id="27" w:name="X508f6304beb917ddb69153392fbf86c7625199b"/>
       <w:r>
         <w:t xml:space="preserve">Mapping an Advocacy Coalition — Worksheet</w:t>
       </w:r>
-    </w:p>
-    <w:bookmarkStart w:id="32" w:name="china-climate-acf-pair-cooperative"/>
+      <w:bookmarkEnd w:id="27"/>
+    </w:p>
     <w:p>
       <w:pPr>
         <w:pStyle w:val="Heading2"/>
       </w:pPr>
-      <w:r>
-        <w:t xml:space="preserve">China — Climate ACF pair (cooperative)</w:t>
-      </w:r>
+      <w:bookmarkStart w:id="28" w:name="china-climate-case"/>
+      <w:r>
+        <w:t xml:space="preserve">China — Climate case</w:t>
+      </w:r>
+      <w:bookmarkEnd w:id="28"/>
     </w:p>
     <w:p>
       <w:pPr>
@@ -752,14 +693,15 @@
         <w:t xml:space="preserve">IR227 Seminar 3 — Group worksheet</w:t>
       </w:r>
     </w:p>
-    <w:bookmarkStart w:id="27" w:name="task-1"/>
     <w:p>
       <w:pPr>
         <w:pStyle w:val="Heading3"/>
       </w:pPr>
+      <w:bookmarkStart w:id="29" w:name="task-1"/>
       <w:r>
         <w:t xml:space="preserve">Task</w:t>
       </w:r>
+      <w:bookmarkEnd w:id="29"/>
     </w:p>
     <w:p>
       <w:pPr>
@@ -787,15 +729,15 @@
         <w:t xml:space="preserve">reflection: does ACF fit cleanly, or would PET or MSF do better?</w:t>
       </w:r>
     </w:p>
-    <w:bookmarkEnd w:id="27"/>
-    <w:bookmarkStart w:id="28" w:name="requirements-1"/>
     <w:p>
       <w:pPr>
         <w:pStyle w:val="Heading3"/>
       </w:pPr>
+      <w:bookmarkStart w:id="30" w:name="requirements-1"/>
       <w:r>
         <w:t xml:space="preserve">Requirements</w:t>
       </w:r>
+      <w:bookmarkEnd w:id="30"/>
     </w:p>
     <w:p>
       <w:pPr>
@@ -878,15 +820,15 @@
         <w:t xml:space="preserve">framework-fit reflection), not on which verdict you reach.</w:t>
       </w:r>
     </w:p>
-    <w:bookmarkEnd w:id="28"/>
-    <w:bookmarkStart w:id="29" w:name="tool-summary-1"/>
     <w:p>
       <w:pPr>
         <w:pStyle w:val="Heading3"/>
       </w:pPr>
+      <w:bookmarkStart w:id="31" w:name="tool-summary-1"/>
       <w:r>
         <w:t xml:space="preserve">Tool summary</w:t>
       </w:r>
+      <w:bookmarkEnd w:id="31"/>
     </w:p>
     <w:p>
       <w:pPr>
@@ -895,7 +837,6 @@
       <w:r>
         <w:rPr>
           <w:b/>
-          <w:bCs/>
         </w:rPr>
         <w:t xml:space="preserve">Three-tier belief structure (Nohrstedt 2023).</w:t>
       </w:r>
@@ -911,7 +852,6 @@
       <w:r>
         <w:rPr>
           <w:i/>
-          <w:iCs/>
         </w:rPr>
         <w:t xml:space="preserve">not</w:t>
       </w:r>
@@ -1016,7 +956,6 @@
       <w:r>
         <w:rPr>
           <w:b/>
-          <w:bCs/>
         </w:rPr>
         <w:t xml:space="preserve">Four pathways to policy-core change.</w:t>
       </w:r>
@@ -1064,7 +1003,6 @@
       <w:r>
         <w:rPr>
           <w:b/>
-          <w:bCs/>
         </w:rPr>
         <w:t xml:space="preserve">Broker vs. entrepreneur.</w:t>
       </w:r>
@@ -1124,7 +1062,6 @@
       <w:r>
         <w:rPr>
           <w:b/>
-          <w:bCs/>
         </w:rPr>
         <w:t xml:space="preserve">Framework-fit reflection.</w:t>
       </w:r>
@@ -1152,21 +1089,18 @@
       <w:r>
         <w:rPr>
           <w:i/>
-          <w:iCs/>
         </w:rPr>
         <w:t xml:space="preserve">why this rhythm of stasis and</w:t>
       </w:r>
       <w:r>
         <w:rPr>
           <w:i/>
-          <w:iCs/>
         </w:rPr>
         <w:t xml:space="preserve"> </w:t>
       </w:r>
       <w:r>
         <w:rPr>
           <w:i/>
-          <w:iCs/>
         </w:rPr>
         <w:t xml:space="preserve">punctuation</w:t>
       </w:r>
@@ -1179,21 +1113,18 @@
       <w:r>
         <w:rPr>
           <w:i/>
-          <w:iCs/>
         </w:rPr>
         <w:t xml:space="preserve">what coupled at</w:t>
       </w:r>
       <w:r>
         <w:rPr>
           <w:i/>
-          <w:iCs/>
         </w:rPr>
         <w:t xml:space="preserve"> </w:t>
       </w:r>
       <w:r>
         <w:rPr>
           <w:i/>
-          <w:iCs/>
         </w:rPr>
         <w:t xml:space="preserve">this moment</w:t>
       </w:r>
@@ -1207,113 +1138,70 @@
         <w:t xml:space="preserve">analytical skill.</w:t>
       </w:r>
     </w:p>
-    <w:bookmarkEnd w:id="29"/>
-    <w:bookmarkStart w:id="30" w:name="case-specifics-from-the-case-pack-1"/>
     <w:p>
       <w:pPr>
         <w:pStyle w:val="Heading3"/>
       </w:pPr>
+      <w:bookmarkStart w:id="32" w:name="case-specifics-from-the-case-pack-1"/>
       <w:r>
         <w:t xml:space="preserve">Case specifics (from the case pack)</w:t>
       </w:r>
+      <w:bookmarkEnd w:id="32"/>
     </w:p>
     <w:p>
       <w:pPr>
         <w:pStyle w:val="FirstParagraph"/>
       </w:pPr>
       <w:r>
-        <w:t xml:space="preserve">China’s climate policy across the 2000–2015 period exhibits a</w:t>
-      </w:r>
-      <w:r>
-        <w:t xml:space="preserve"> </w:t>
-      </w:r>
-      <w:r>
-        <w:t xml:space="preserve">strikingly different coalitional pattern. A state-aligned climate</w:t>
-      </w:r>
-      <w:r>
-        <w:t xml:space="preserve"> </w:t>
-      </w:r>
-      <w:r>
-        <w:t xml:space="preserve">coalition emerged across the Ministry of Ecology and Environment, the</w:t>
-      </w:r>
-      <w:r>
-        <w:t xml:space="preserve"> </w:t>
-      </w:r>
-      <w:r>
-        <w:t xml:space="preserve">climate units of the National Development and Reform Commission, leading</w:t>
-      </w:r>
-      <w:r>
-        <w:t xml:space="preserve"> </w:t>
-      </w:r>
-      <w:r>
-        <w:t xml:space="preserve">state-owned enterprises in renewables (Goldwind, BYD, the major</w:t>
-      </w:r>
-      <w:r>
-        <w:t xml:space="preserve"> </w:t>
-      </w:r>
-      <w:r>
-        <w:t xml:space="preserve">solar-PV firms), climate-attentive Party officials, and a research</w:t>
-      </w:r>
-      <w:r>
-        <w:t xml:space="preserve"> </w:t>
-      </w:r>
-      <w:r>
-        <w:t xml:space="preserve">community at Tsinghua and CASS. A developmentalist alignment</w:t>
-      </w:r>
-      <w:r>
-        <w:t xml:space="preserve"> </w:t>
-      </w:r>
-      <w:r>
-        <w:t xml:space="preserve">historically based in heavy-industry SOEs, coal-region governments, and</w:t>
-      </w:r>
-      <w:r>
-        <w:t xml:space="preserve"> </w:t>
-      </w:r>
-      <w:r>
-        <w:t xml:space="preserve">parts of MIIT has been progressively absorbed rather than publicly</w:t>
-      </w:r>
-      <w:r>
-        <w:t xml:space="preserve"> </w:t>
-      </w:r>
-      <w:r>
-        <w:t xml:space="preserve">confronted. The two coalitions sit within a shared Party-state</w:t>
-      </w:r>
-      <w:r>
-        <w:t xml:space="preserve"> </w:t>
-      </w:r>
-      <w:r>
-        <w:t xml:space="preserve">developmentalism; the disagreement is about means rather than ends.</w:t>
-      </w:r>
-      <w:r>
-        <w:t xml:space="preserve"> </w:t>
-      </w:r>
-      <w:r>
-        <w:t xml:space="preserve">China’s coalition strategy in this period is classified as</w:t>
-      </w:r>
-      <w:r>
-        <w:t xml:space="preserve"> </w:t>
-      </w:r>
-      <w:r>
-        <w:rPr>
-          <w:i/>
-          <w:iCs/>
-        </w:rPr>
-        <w:t xml:space="preserve">cooperative</w:t>
-      </w:r>
-      <w:r>
-        <w:t xml:space="preserve">: coalitions operate within a shared elite consensus, with</w:t>
-      </w:r>
-      <w:r>
-        <w:t xml:space="preserve"> </w:t>
-      </w:r>
-      <w:r>
-        <w:t xml:space="preserve">disagreement mediated by Party institutions (State Council, Politburo</w:t>
-      </w:r>
-      <w:r>
-        <w:t xml:space="preserve"> </w:t>
-      </w:r>
-      <w:r>
-        <w:t xml:space="preserve">Standing Committee) rather than expressed publicly.</w:t>
+        <w:t xml:space="preserve">China’s climate-policy actors across the 2000–2015 period include the</w:t>
+      </w:r>
+      <w:r>
+        <w:t xml:space="preserve"> </w:t>
+      </w:r>
+      <w:r>
+        <w:t xml:space="preserve">Ministry of Ecology and Environment, the climate units of the National</w:t>
+      </w:r>
+      <w:r>
+        <w:t xml:space="preserve"> </w:t>
+      </w:r>
+      <w:r>
+        <w:t xml:space="preserve">Development and Reform Commission, leading state-owned enterprises in</w:t>
+      </w:r>
+      <w:r>
+        <w:t xml:space="preserve"> </w:t>
+      </w:r>
+      <w:r>
+        <w:t xml:space="preserve">renewables (Goldwind, BYD, the major solar-PV firms), climate-attentive</w:t>
+      </w:r>
+      <w:r>
+        <w:t xml:space="preserve"> </w:t>
+      </w:r>
+      <w:r>
+        <w:t xml:space="preserve">Party officials, and a research community at Tsinghua and CASS, as well</w:t>
+      </w:r>
+      <w:r>
+        <w:t xml:space="preserve"> </w:t>
+      </w:r>
+      <w:r>
+        <w:t xml:space="preserve">as heavy-industry SOEs, coal-region governments, and parts of MIIT.</w:t>
+      </w:r>
+      <w:r>
+        <w:t xml:space="preserve"> </w:t>
+      </w:r>
+      <w:r>
+        <w:t xml:space="preserve">Disagreements among these groups have generally been addressed through</w:t>
+      </w:r>
+      <w:r>
+        <w:t xml:space="preserve"> </w:t>
+      </w:r>
+      <w:r>
+        <w:t xml:space="preserve">Party institutions (State Council, Politburo Standing Committee) rather</w:t>
+      </w:r>
+      <w:r>
+        <w:t xml:space="preserve"> </w:t>
+      </w:r>
+      <w:r>
+        <w:t xml:space="preserve">than aired in public.</w:t>
       </w:r>
     </w:p>
     <w:p>
@@ -1321,42 +1209,42 @@
         <w:pStyle w:val="BodyText"/>
       </w:pPr>
       <w:r>
-        <w:t xml:space="preserve">The arc has produced steady accumulation rather than dramatic shifts:</w:t>
-      </w:r>
-      <w:r>
-        <w:t xml:space="preserve"> </w:t>
-      </w:r>
-      <w:r>
-        <w:t xml:space="preserve">the 2007 NDRC climate plan; the 2009 Copenhagen pledge; the 2015 INDC and</w:t>
-      </w:r>
-      <w:r>
-        <w:t xml:space="preserve"> </w:t>
-      </w:r>
-      <w:r>
-        <w:t xml:space="preserve">Paris Agreement; subsequent carbon-pricing pilots and NEV mandates.</w:t>
-      </w:r>
-      <w:r>
-        <w:t xml:space="preserve"> </w:t>
-      </w:r>
-      <w:r>
-        <w:t xml:space="preserve">Through it all, internal-pollution-driven crises (Beijing air quality</w:t>
-      </w:r>
-      <w:r>
-        <w:t xml:space="preserve"> </w:t>
-      </w:r>
-      <w:r>
-        <w:t xml:space="preserve">2013) have provided supporting external pressure.</w:t>
-      </w:r>
-    </w:p>
-    <w:bookmarkEnd w:id="30"/>
-    <w:bookmarkStart w:id="31" w:name="X4cf3b874869529e6c61abdce607a1eefc2e0dc7"/>
+        <w:t xml:space="preserve">The period produced a steady sequence of policy developments: the 2007</w:t>
+      </w:r>
+      <w:r>
+        <w:t xml:space="preserve"> </w:t>
+      </w:r>
+      <w:r>
+        <w:t xml:space="preserve">NDRC climate plan; the 2009 Copenhagen pledge; the 2015 INDC and Paris</w:t>
+      </w:r>
+      <w:r>
+        <w:t xml:space="preserve"> </w:t>
+      </w:r>
+      <w:r>
+        <w:t xml:space="preserve">Agreement; subsequent carbon-pricing pilots and NEV mandates. Domestic</w:t>
+      </w:r>
+      <w:r>
+        <w:t xml:space="preserve"> </w:t>
+      </w:r>
+      <w:r>
+        <w:t xml:space="preserve">pollution concerns (Beijing air quality 2013) were also part of the</w:t>
+      </w:r>
+      <w:r>
+        <w:t xml:space="preserve"> </w:t>
+      </w:r>
+      <w:r>
+        <w:t xml:space="preserve">backdrop.</w:t>
+      </w:r>
+    </w:p>
     <w:p>
       <w:pPr>
         <w:pStyle w:val="Heading3"/>
       </w:pPr>
+      <w:bookmarkStart w:id="33" w:name="X4cf3b874869529e6c61abdce607a1eefc2e0dc7"/>
       <w:r>
         <w:t xml:space="preserve">Discussion questions from the case pack</w:t>
       </w:r>
+      <w:bookmarkEnd w:id="33"/>
     </w:p>
     <w:p>
       <w:pPr>
@@ -1366,13 +1254,19 @@
         </w:numPr>
       </w:pPr>
       <w:r>
-        <w:t xml:space="preserve">Map the three tiers for each coalition. What does the absence of</w:t>
-      </w:r>
-      <w:r>
-        <w:t xml:space="preserve"> </w:t>
-      </w:r>
-      <w:r>
-        <w:t xml:space="preserve">public confrontation imply for ACF’s coalition-mapping methodology?</w:t>
+        <w:t xml:space="preserve">Map the three tiers for each coalition. What does the degree of</w:t>
+      </w:r>
+      <w:r>
+        <w:t xml:space="preserve"> </w:t>
+      </w:r>
+      <w:r>
+        <w:t xml:space="preserve">public confrontation (or lack of it) in this case imply for ACF’s</w:t>
+      </w:r>
+      <w:r>
+        <w:t xml:space="preserve"> </w:t>
+      </w:r>
+      <w:r>
+        <w:t xml:space="preserve">coalition-mapping methodology?</w:t>
       </w:r>
     </w:p>
     <w:p>
@@ -1402,7 +1296,6 @@
       <w:r>
         <w:rPr>
           <w:i/>
-          <w:iCs/>
         </w:rPr>
         <w:t xml:space="preserve">Framework reflection:</w:t>
       </w:r>
@@ -1410,25 +1303,25 @@
         <w:t xml:space="preserve"> </w:t>
       </w:r>
       <w:r>
-        <w:t xml:space="preserve">compare to Brazil. Same archetype, opposite</w:t>
-      </w:r>
-      <w:r>
-        <w:t xml:space="preserve"> </w:t>
-      </w:r>
-      <w:r>
-        <w:t xml:space="preserve">coalition strategies — is ACF the right framework, or does the</w:t>
-      </w:r>
-      <w:r>
-        <w:t xml:space="preserve"> </w:t>
-      </w:r>
-      <w:r>
-        <w:t xml:space="preserve">difference between confrontational and cooperative coalition</w:t>
-      </w:r>
-      <w:r>
-        <w:t xml:space="preserve"> </w:t>
-      </w:r>
-      <w:r>
-        <w:t xml:space="preserve">dynamics require a different theoretical frame? Where might MSF’s</w:t>
+        <w:t xml:space="preserve">compare this case to Brazil’s. What</w:t>
+      </w:r>
+      <w:r>
+        <w:t xml:space="preserve"> </w:t>
+      </w:r>
+      <w:r>
+        <w:t xml:space="preserve">differences in coalition dynamics do you observe between the two,</w:t>
+      </w:r>
+      <w:r>
+        <w:t xml:space="preserve"> </w:t>
+      </w:r>
+      <w:r>
+        <w:t xml:space="preserve">and does that difference call for a different theoretical frame?</w:t>
+      </w:r>
+      <w:r>
+        <w:t xml:space="preserve"> </w:t>
+      </w:r>
+      <w:r>
+        <w:t xml:space="preserve">Might MSF’s</w:t>
       </w:r>
       <w:r>
         <w:t xml:space="preserve"> </w:t>
@@ -1446,13 +1339,13 @@
         <w:t xml:space="preserve"> </w:t>
       </w:r>
       <w:r>
-        <w:t xml:space="preserve">adaptation (from Lecture 2’s Wu and Wu) do</w:t>
-      </w:r>
-      <w:r>
-        <w:t xml:space="preserve"> </w:t>
-      </w:r>
-      <w:r>
-        <w:t xml:space="preserve">work that ACF does not?</w:t>
+        <w:t xml:space="preserve">adaptation (from Lecture 2’s Wu</w:t>
+      </w:r>
+      <w:r>
+        <w:t xml:space="preserve"> </w:t>
+      </w:r>
+      <w:r>
+        <w:t xml:space="preserve">and Wu) be relevant here?</w:t>
       </w:r>
     </w:p>
     <w:p>
@@ -1460,26 +1353,25 @@
         <w:br w:type="page"/>
       </w:r>
     </w:p>
-    <w:bookmarkEnd w:id="31"/>
-    <w:bookmarkEnd w:id="32"/>
-    <w:bookmarkEnd w:id="33"/>
-    <w:bookmarkStart w:id="40" w:name="X655d2503b7351c6329cc5c88452453e1f2f3d95"/>
     <w:p>
       <w:pPr>
         <w:pStyle w:val="Heading1"/>
       </w:pPr>
+      <w:bookmarkStart w:id="34" w:name="X655d2503b7351c6329cc5c88452453e1f2f3d95"/>
       <w:r>
         <w:t xml:space="preserve">Mapping an Advocacy Coalition — Worksheet</w:t>
       </w:r>
-    </w:p>
-    <w:bookmarkStart w:id="39" w:name="Xe1f1eae76b1945782eb079d6ec32abdb98b4f73"/>
+      <w:bookmarkEnd w:id="34"/>
+    </w:p>
     <w:p>
       <w:pPr>
         <w:pStyle w:val="Heading2"/>
       </w:pPr>
+      <w:bookmarkStart w:id="35" w:name="Xe1f1eae76b1945782eb079d6ec32abdb98b4f73"/>
       <w:r>
         <w:t xml:space="preserve">EU pharmaceutical regulation — Regulatory politics pair</w:t>
       </w:r>
+      <w:bookmarkEnd w:id="35"/>
     </w:p>
     <w:p>
       <w:pPr>
@@ -1489,14 +1381,15 @@
         <w:t xml:space="preserve">IR227 Seminar 3 — Group worksheet</w:t>
       </w:r>
     </w:p>
-    <w:bookmarkStart w:id="34" w:name="task-2"/>
     <w:p>
       <w:pPr>
         <w:pStyle w:val="Heading3"/>
       </w:pPr>
+      <w:bookmarkStart w:id="36" w:name="task-2"/>
       <w:r>
         <w:t xml:space="preserve">Task</w:t>
       </w:r>
+      <w:bookmarkEnd w:id="36"/>
     </w:p>
     <w:p>
       <w:pPr>
@@ -1524,15 +1417,15 @@
         <w:t xml:space="preserve">reflection: does ACF fit cleanly, or would PET or MSF do better?</w:t>
       </w:r>
     </w:p>
-    <w:bookmarkEnd w:id="34"/>
-    <w:bookmarkStart w:id="35" w:name="requirements-2"/>
     <w:p>
       <w:pPr>
         <w:pStyle w:val="Heading3"/>
       </w:pPr>
+      <w:bookmarkStart w:id="37" w:name="requirements-2"/>
       <w:r>
         <w:t xml:space="preserve">Requirements</w:t>
       </w:r>
+      <w:bookmarkEnd w:id="37"/>
     </w:p>
     <w:p>
       <w:pPr>
@@ -1615,15 +1508,15 @@
         <w:t xml:space="preserve">framework-fit reflection), not on which verdict you reach.</w:t>
       </w:r>
     </w:p>
-    <w:bookmarkEnd w:id="35"/>
-    <w:bookmarkStart w:id="36" w:name="tool-summary-2"/>
     <w:p>
       <w:pPr>
         <w:pStyle w:val="Heading3"/>
       </w:pPr>
+      <w:bookmarkStart w:id="38" w:name="tool-summary-2"/>
       <w:r>
         <w:t xml:space="preserve">Tool summary</w:t>
       </w:r>
+      <w:bookmarkEnd w:id="38"/>
     </w:p>
     <w:p>
       <w:pPr>
@@ -1632,7 +1525,6 @@
       <w:r>
         <w:rPr>
           <w:b/>
-          <w:bCs/>
         </w:rPr>
         <w:t xml:space="preserve">Three-tier belief structure (Nohrstedt 2023).</w:t>
       </w:r>
@@ -1648,7 +1540,6 @@
       <w:r>
         <w:rPr>
           <w:i/>
-          <w:iCs/>
         </w:rPr>
         <w:t xml:space="preserve">not</w:t>
       </w:r>
@@ -1753,7 +1644,6 @@
       <w:r>
         <w:rPr>
           <w:b/>
-          <w:bCs/>
         </w:rPr>
         <w:t xml:space="preserve">Four pathways to policy-core change.</w:t>
       </w:r>
@@ -1801,7 +1691,6 @@
       <w:r>
         <w:rPr>
           <w:b/>
-          <w:bCs/>
         </w:rPr>
         <w:t xml:space="preserve">Broker vs. entrepreneur.</w:t>
       </w:r>
@@ -1861,7 +1750,6 @@
       <w:r>
         <w:rPr>
           <w:b/>
-          <w:bCs/>
         </w:rPr>
         <w:t xml:space="preserve">Framework-fit reflection.</w:t>
       </w:r>
@@ -1889,21 +1777,18 @@
       <w:r>
         <w:rPr>
           <w:i/>
-          <w:iCs/>
         </w:rPr>
         <w:t xml:space="preserve">why this rhythm of stasis and</w:t>
       </w:r>
       <w:r>
         <w:rPr>
           <w:i/>
-          <w:iCs/>
         </w:rPr>
         <w:t xml:space="preserve"> </w:t>
       </w:r>
       <w:r>
         <w:rPr>
           <w:i/>
-          <w:iCs/>
         </w:rPr>
         <w:t xml:space="preserve">punctuation</w:t>
       </w:r>
@@ -1916,21 +1801,18 @@
       <w:r>
         <w:rPr>
           <w:i/>
-          <w:iCs/>
         </w:rPr>
         <w:t xml:space="preserve">what coupled at</w:t>
       </w:r>
       <w:r>
         <w:rPr>
           <w:i/>
-          <w:iCs/>
         </w:rPr>
         <w:t xml:space="preserve"> </w:t>
       </w:r>
       <w:r>
         <w:rPr>
           <w:i/>
-          <w:iCs/>
         </w:rPr>
         <w:t xml:space="preserve">this moment</w:t>
       </w:r>
@@ -1944,15 +1826,15 @@
         <w:t xml:space="preserve">analytical skill.</w:t>
       </w:r>
     </w:p>
-    <w:bookmarkEnd w:id="36"/>
-    <w:bookmarkStart w:id="37" w:name="case-specifics-from-the-case-pack-2"/>
     <w:p>
       <w:pPr>
         <w:pStyle w:val="Heading3"/>
       </w:pPr>
+      <w:bookmarkStart w:id="39" w:name="case-specifics-from-the-case-pack-2"/>
       <w:r>
         <w:t xml:space="preserve">Case specifics (from the case pack)</w:t>
       </w:r>
+      <w:bookmarkEnd w:id="39"/>
     </w:p>
     <w:p>
       <w:pPr>
@@ -1971,37 +1853,31 @@
         <w:t xml:space="preserve"> </w:t>
       </w:r>
       <w:r>
-        <w:t xml:space="preserve">(DTCA-PD) — legal in the United States, prohibited in the EU. An</w:t>
-      </w:r>
-      <w:r>
-        <w:t xml:space="preserve"> </w:t>
-      </w:r>
-      <w:r>
-        <w:t xml:space="preserve">anti-DTCA-PD coalition consolidated through the 2000s and 2010s, drawing</w:t>
-      </w:r>
-      <w:r>
-        <w:t xml:space="preserve"> </w:t>
-      </w:r>
-      <w:r>
-        <w:t xml:space="preserve">on member-state public-health authorities, consumer-protection NGOs,</w:t>
-      </w:r>
-      <w:r>
-        <w:t xml:space="preserve"> </w:t>
-      </w:r>
-      <w:r>
-        <w:t xml:space="preserve">generic-pharma manufacturers, the European Public Health Alliance, and</w:t>
-      </w:r>
-      <w:r>
-        <w:t xml:space="preserve"> </w:t>
-      </w:r>
-      <w:r>
-        <w:t xml:space="preserve">key MEPs from health-portfolio committees. A pro-DTCA-PD coalition</w:t>
-      </w:r>
-      <w:r>
-        <w:t xml:space="preserve"> </w:t>
-      </w:r>
-      <w:r>
-        <w:t xml:space="preserve">aligned across major innovator pharmaceutical manufacturers (the EFPIA</w:t>
+        <w:t xml:space="preserve">(DTCA-PD) — legal in the United States, prohibited in the EU. Actors</w:t>
+      </w:r>
+      <w:r>
+        <w:t xml:space="preserve"> </w:t>
+      </w:r>
+      <w:r>
+        <w:t xml:space="preserve">in this debate have included member-state public-health authorities,</w:t>
+      </w:r>
+      <w:r>
+        <w:t xml:space="preserve"> </w:t>
+      </w:r>
+      <w:r>
+        <w:t xml:space="preserve">consumer-protection NGOs, generic-pharma manufacturers, the European</w:t>
+      </w:r>
+      <w:r>
+        <w:t xml:space="preserve"> </w:t>
+      </w:r>
+      <w:r>
+        <w:t xml:space="preserve">Public Health Alliance, and key MEPs from health-portfolio committees on</w:t>
+      </w:r>
+      <w:r>
+        <w:t xml:space="preserve"> </w:t>
+      </w:r>
+      <w:r>
+        <w:t xml:space="preserve">one side, and major innovator pharmaceutical manufacturers (the EFPIA</w:t>
       </w:r>
       <w:r>
         <w:t xml:space="preserve"> </w:t>
@@ -2019,25 +1895,7 @@
         <w:t xml:space="preserve"> </w:t>
       </w:r>
       <w:r>
-        <w:t xml:space="preserve">industry. The case is best read as one of coalition success via control</w:t>
-      </w:r>
-      <w:r>
-        <w:t xml:space="preserve"> </w:t>
-      </w:r>
-      <w:r>
-        <w:t xml:space="preserve">of governmental units rather than via overall resource superiority: the</w:t>
-      </w:r>
-      <w:r>
-        <w:t xml:space="preserve"> </w:t>
-      </w:r>
-      <w:r>
-        <w:t xml:space="preserve">pro-DTCA-PD coalition had more resources but lost control of the</w:t>
-      </w:r>
-      <w:r>
-        <w:t xml:space="preserve"> </w:t>
-      </w:r>
-      <w:r>
-        <w:t xml:space="preserve">regulatory body.</w:t>
+        <w:t xml:space="preserve">industry on the other.</w:t>
       </w:r>
     </w:p>
     <w:p>
@@ -2045,42 +1903,42 @@
         <w:pStyle w:val="BodyText"/>
       </w:pPr>
       <w:r>
-        <w:t xml:space="preserve">The pro-DTCA-PD coalition’s repeated attempts to push EU rules toward the</w:t>
-      </w:r>
-      <w:r>
-        <w:t xml:space="preserve"> </w:t>
-      </w:r>
-      <w:r>
-        <w:t xml:space="preserve">US model have failed. The anti-coalition’s success rested on the EU’s</w:t>
-      </w:r>
-      <w:r>
-        <w:t xml:space="preserve"> </w:t>
-      </w:r>
-      <w:r>
-        <w:t xml:space="preserve">multi-level competence structure: member-state health ministries had</w:t>
-      </w:r>
-      <w:r>
-        <w:t xml:space="preserve"> </w:t>
-      </w:r>
-      <w:r>
-        <w:t xml:space="preserve">treaty-based authority over the question, and the Commission could not</w:t>
-      </w:r>
-      <w:r>
-        <w:t xml:space="preserve"> </w:t>
-      </w:r>
-      <w:r>
-        <w:t xml:space="preserve">unilaterally override.</w:t>
-      </w:r>
-    </w:p>
-    <w:bookmarkEnd w:id="37"/>
-    <w:bookmarkStart w:id="38" w:name="Xabfd89b0020d7dd201e80d11d06c98b246a20ef"/>
+        <w:t xml:space="preserve">Despite the considerable resources behind efforts to bring EU rules</w:t>
+      </w:r>
+      <w:r>
+        <w:t xml:space="preserve"> </w:t>
+      </w:r>
+      <w:r>
+        <w:t xml:space="preserve">closer to the US model, those rules have not changed. Authority over</w:t>
+      </w:r>
+      <w:r>
+        <w:t xml:space="preserve"> </w:t>
+      </w:r>
+      <w:r>
+        <w:t xml:space="preserve">this question is shared between member-state health ministries, which</w:t>
+      </w:r>
+      <w:r>
+        <w:t xml:space="preserve"> </w:t>
+      </w:r>
+      <w:r>
+        <w:t xml:space="preserve">hold treaty-based competence, and the Commission, which cannot</w:t>
+      </w:r>
+      <w:r>
+        <w:t xml:space="preserve"> </w:t>
+      </w:r>
+      <w:r>
+        <w:t xml:space="preserve">unilaterally override that competence.</w:t>
+      </w:r>
+    </w:p>
     <w:p>
       <w:pPr>
         <w:pStyle w:val="Heading3"/>
       </w:pPr>
+      <w:bookmarkStart w:id="40" w:name="Xabfd89b0020d7dd201e80d11d06c98b246a20ef"/>
       <w:r>
         <w:t xml:space="preserve">Discussion questions from the case pack</w:t>
       </w:r>
+      <w:bookmarkEnd w:id="40"/>
     </w:p>
     <w:p>
       <w:pPr>
@@ -2113,37 +1971,19 @@
         </w:numPr>
       </w:pPr>
       <w:r>
-        <w:t xml:space="preserve">What does</w:t>
-      </w:r>
-      <w:r>
-        <w:t xml:space="preserve"> </w:t>
-      </w:r>
-      <w:r>
-        <w:t xml:space="preserve">“</w:t>
-      </w:r>
-      <w:r>
-        <w:t xml:space="preserve">control of governmental units</w:t>
-      </w:r>
-      <w:r>
-        <w:t xml:space="preserve">”</w:t>
-      </w:r>
-      <w:r>
-        <w:t xml:space="preserve"> </w:t>
-      </w:r>
-      <w:r>
-        <w:t xml:space="preserve">mean in EU multi-level</w:t>
-      </w:r>
-      <w:r>
-        <w:t xml:space="preserve"> </w:t>
-      </w:r>
-      <w:r>
-        <w:t xml:space="preserve">governance, and how does it relate to ACF’s resource-based theory of</w:t>
-      </w:r>
-      <w:r>
-        <w:t xml:space="preserve"> </w:t>
-      </w:r>
-      <w:r>
-        <w:t xml:space="preserve">coalition success?</w:t>
+        <w:t xml:space="preserve">ACF explains coalition success partly through resource asymmetries</w:t>
+      </w:r>
+      <w:r>
+        <w:t xml:space="preserve"> </w:t>
+      </w:r>
+      <w:r>
+        <w:t xml:space="preserve">and partly through control of the relevant governmental units. Which</w:t>
+      </w:r>
+      <w:r>
+        <w:t xml:space="preserve"> </w:t>
+      </w:r>
+      <w:r>
+        <w:t xml:space="preserve">mechanism seems to fit this case better, and why?</w:t>
       </w:r>
     </w:p>
     <w:p>
@@ -2154,13 +1994,13 @@
         </w:numPr>
       </w:pPr>
       <w:r>
-        <w:t xml:space="preserve">Which of the four pathways explains the failure of the pro-DTCA-PD</w:t>
-      </w:r>
-      <w:r>
-        <w:t xml:space="preserve"> </w:t>
-      </w:r>
-      <w:r>
-        <w:t xml:space="preserve">coalition’s repeated change attempts?</w:t>
+        <w:t xml:space="preserve">Which of the four pathways explains why the push to bring EU rules</w:t>
+      </w:r>
+      <w:r>
+        <w:t xml:space="preserve"> </w:t>
+      </w:r>
+      <w:r>
+        <w:t xml:space="preserve">closer to the US model has repeatedly failed?</w:t>
       </w:r>
     </w:p>
     <w:p>
@@ -2173,7 +2013,6 @@
       <w:r>
         <w:rPr>
           <w:i/>
-          <w:iCs/>
         </w:rPr>
         <w:t xml:space="preserve">Framework reflection:</w:t>
       </w:r>
@@ -2181,19 +2020,13 @@
         <w:t xml:space="preserve"> </w:t>
       </w:r>
       <w:r>
-        <w:t xml:space="preserve">would a PET frame (the EU’s regulatory venue</w:t>
-      </w:r>
-      <w:r>
-        <w:t xml:space="preserve"> </w:t>
-      </w:r>
-      <w:r>
-        <w:t xml:space="preserve">structure, image management) capture something ACF misses? Or does</w:t>
-      </w:r>
-      <w:r>
-        <w:t xml:space="preserve"> </w:t>
-      </w:r>
-      <w:r>
-        <w:t xml:space="preserve">MSF’s coupling concept apply?</w:t>
+        <w:t xml:space="preserve">would a PET frame capture something ACF</w:t>
+      </w:r>
+      <w:r>
+        <w:t xml:space="preserve"> </w:t>
+      </w:r>
+      <w:r>
+        <w:t xml:space="preserve">misses here? Or does MSF’s coupling concept apply better?</w:t>
       </w:r>
     </w:p>
     <w:p>
@@ -2201,26 +2034,25 @@
         <w:br w:type="page"/>
       </w:r>
     </w:p>
-    <w:bookmarkEnd w:id="38"/>
-    <w:bookmarkEnd w:id="39"/>
-    <w:bookmarkEnd w:id="40"/>
-    <w:bookmarkStart w:id="47" w:name="X38bcdfff5274091b6ea26db55cfe79127b8fa48"/>
     <w:p>
       <w:pPr>
         <w:pStyle w:val="Heading1"/>
       </w:pPr>
+      <w:bookmarkStart w:id="41" w:name="X38bcdfff5274091b6ea26db55cfe79127b8fa48"/>
       <w:r>
         <w:t xml:space="preserve">Mapping an Advocacy Coalition — Worksheet</w:t>
       </w:r>
-    </w:p>
-    <w:bookmarkStart w:id="46" w:name="Xfb491a1d2051029c048254c1a3f6d478c635a67"/>
+      <w:bookmarkEnd w:id="41"/>
+    </w:p>
     <w:p>
       <w:pPr>
         <w:pStyle w:val="Heading2"/>
       </w:pPr>
+      <w:bookmarkStart w:id="42" w:name="Xfb491a1d2051029c048254c1a3f6d478c635a67"/>
       <w:r>
         <w:t xml:space="preserve">China’s birth-control policy — Regulatory politics pair</w:t>
       </w:r>
+      <w:bookmarkEnd w:id="42"/>
     </w:p>
     <w:p>
       <w:pPr>
@@ -2230,14 +2062,15 @@
         <w:t xml:space="preserve">IR227 Seminar 3 — Group worksheet</w:t>
       </w:r>
     </w:p>
-    <w:bookmarkStart w:id="41" w:name="task-3"/>
     <w:p>
       <w:pPr>
         <w:pStyle w:val="Heading3"/>
       </w:pPr>
+      <w:bookmarkStart w:id="43" w:name="task-3"/>
       <w:r>
         <w:t xml:space="preserve">Task</w:t>
       </w:r>
+      <w:bookmarkEnd w:id="43"/>
     </w:p>
     <w:p>
       <w:pPr>
@@ -2265,15 +2098,15 @@
         <w:t xml:space="preserve">reflection: does ACF fit cleanly, or would PET or MSF do better?</w:t>
       </w:r>
     </w:p>
-    <w:bookmarkEnd w:id="41"/>
-    <w:bookmarkStart w:id="42" w:name="requirements-3"/>
     <w:p>
       <w:pPr>
         <w:pStyle w:val="Heading3"/>
       </w:pPr>
+      <w:bookmarkStart w:id="44" w:name="requirements-3"/>
       <w:r>
         <w:t xml:space="preserve">Requirements</w:t>
       </w:r>
+      <w:bookmarkEnd w:id="44"/>
     </w:p>
     <w:p>
       <w:pPr>
@@ -2356,15 +2189,15 @@
         <w:t xml:space="preserve">framework-fit reflection), not on which verdict you reach.</w:t>
       </w:r>
     </w:p>
-    <w:bookmarkEnd w:id="42"/>
-    <w:bookmarkStart w:id="43" w:name="tool-summary-3"/>
     <w:p>
       <w:pPr>
         <w:pStyle w:val="Heading3"/>
       </w:pPr>
+      <w:bookmarkStart w:id="45" w:name="tool-summary-3"/>
       <w:r>
         <w:t xml:space="preserve">Tool summary</w:t>
       </w:r>
+      <w:bookmarkEnd w:id="45"/>
     </w:p>
     <w:p>
       <w:pPr>
@@ -2373,7 +2206,6 @@
       <w:r>
         <w:rPr>
           <w:b/>
-          <w:bCs/>
         </w:rPr>
         <w:t xml:space="preserve">Three-tier belief structure (Nohrstedt 2023).</w:t>
       </w:r>
@@ -2389,7 +2221,6 @@
       <w:r>
         <w:rPr>
           <w:i/>
-          <w:iCs/>
         </w:rPr>
         <w:t xml:space="preserve">not</w:t>
       </w:r>
@@ -2494,7 +2325,6 @@
       <w:r>
         <w:rPr>
           <w:b/>
-          <w:bCs/>
         </w:rPr>
         <w:t xml:space="preserve">Four pathways to policy-core change.</w:t>
       </w:r>
@@ -2542,7 +2372,6 @@
       <w:r>
         <w:rPr>
           <w:b/>
-          <w:bCs/>
         </w:rPr>
         <w:t xml:space="preserve">Broker vs. entrepreneur.</w:t>
       </w:r>
@@ -2602,7 +2431,6 @@
       <w:r>
         <w:rPr>
           <w:b/>
-          <w:bCs/>
         </w:rPr>
         <w:t xml:space="preserve">Framework-fit reflection.</w:t>
       </w:r>
@@ -2630,21 +2458,18 @@
       <w:r>
         <w:rPr>
           <w:i/>
-          <w:iCs/>
         </w:rPr>
         <w:t xml:space="preserve">why this rhythm of stasis and</w:t>
       </w:r>
       <w:r>
         <w:rPr>
           <w:i/>
-          <w:iCs/>
         </w:rPr>
         <w:t xml:space="preserve"> </w:t>
       </w:r>
       <w:r>
         <w:rPr>
           <w:i/>
-          <w:iCs/>
         </w:rPr>
         <w:t xml:space="preserve">punctuation</w:t>
       </w:r>
@@ -2657,21 +2482,18 @@
       <w:r>
         <w:rPr>
           <w:i/>
-          <w:iCs/>
         </w:rPr>
         <w:t xml:space="preserve">what coupled at</w:t>
       </w:r>
       <w:r>
         <w:rPr>
           <w:i/>
-          <w:iCs/>
         </w:rPr>
         <w:t xml:space="preserve"> </w:t>
       </w:r>
       <w:r>
         <w:rPr>
           <w:i/>
-          <w:iCs/>
         </w:rPr>
         <w:t xml:space="preserve">this moment</w:t>
       </w:r>
@@ -2685,88 +2507,64 @@
         <w:t xml:space="preserve">analytical skill.</w:t>
       </w:r>
     </w:p>
-    <w:bookmarkEnd w:id="43"/>
-    <w:bookmarkStart w:id="44" w:name="case-specifics-from-the-case-pack-3"/>
     <w:p>
       <w:pPr>
         <w:pStyle w:val="Heading3"/>
       </w:pPr>
+      <w:bookmarkStart w:id="46" w:name="case-specifics-from-the-case-pack-3"/>
       <w:r>
         <w:t xml:space="preserve">Case specifics (from the case pack)</w:t>
       </w:r>
+      <w:bookmarkEnd w:id="46"/>
     </w:p>
     <w:p>
       <w:pPr>
         <w:pStyle w:val="FirstParagraph"/>
       </w:pPr>
       <w:r>
-        <w:t xml:space="preserve">China’s birth-control policy is a textbook ACF case in an authoritarian</w:t>
-      </w:r>
-      <w:r>
-        <w:t xml:space="preserve"> </w:t>
-      </w:r>
-      <w:r>
-        <w:t xml:space="preserve">setting. A dominant coalition maintained the one-child policy from 1980</w:t>
-      </w:r>
-      <w:r>
-        <w:t xml:space="preserve"> </w:t>
-      </w:r>
-      <w:r>
-        <w:t xml:space="preserve">through roughly 2013, drawing on the National Population and Family</w:t>
-      </w:r>
-      <w:r>
-        <w:t xml:space="preserve"> </w:t>
-      </w:r>
-      <w:r>
-        <w:t xml:space="preserve">Planning Commission, allied research institutions (the China Population</w:t>
-      </w:r>
-      <w:r>
-        <w:t xml:space="preserve"> </w:t>
-      </w:r>
-      <w:r>
-        <w:t xml:space="preserve">Research Center), the Ministry of Health, and major segments of Party</w:t>
-      </w:r>
-      <w:r>
-        <w:t xml:space="preserve"> </w:t>
-      </w:r>
-      <w:r>
-        <w:t xml:space="preserve">machinery. Minority coalitions emerged from the late 1990s: demographic</w:t>
-      </w:r>
-      <w:r>
-        <w:t xml:space="preserve"> </w:t>
-      </w:r>
-      <w:r>
-        <w:t xml:space="preserve">researchers concerned about ageing; women’s-rights advocates; parts of</w:t>
-      </w:r>
-      <w:r>
-        <w:t xml:space="preserve"> </w:t>
-      </w:r>
-      <w:r>
-        <w:t xml:space="preserve">the academic-economist community arguing that the policy was now</w:t>
-      </w:r>
-      <w:r>
-        <w:t xml:space="preserve"> </w:t>
-      </w:r>
-      <w:r>
-        <w:t xml:space="preserve">generating significant inter-temporal costs. The case shows 30 years of</w:t>
-      </w:r>
-      <w:r>
-        <w:t xml:space="preserve"> </w:t>
-      </w:r>
-      <w:r>
-        <w:t xml:space="preserve">stability via dominant-coalition resource mobilisation, followed by</w:t>
-      </w:r>
-      <w:r>
-        <w:t xml:space="preserve"> </w:t>
-      </w:r>
-      <w:r>
-        <w:t xml:space="preserve">gradual change in 2013 and 2015 once minority-coalition advocacy combined</w:t>
-      </w:r>
-      <w:r>
-        <w:t xml:space="preserve"> </w:t>
-      </w:r>
-      <w:r>
-        <w:t xml:space="preserve">with internal and external perturbations.</w:t>
+        <w:t xml:space="preserve">China’s one-child policy was in place from 1980 through roughly 2013,</w:t>
+      </w:r>
+      <w:r>
+        <w:t xml:space="preserve"> </w:t>
+      </w:r>
+      <w:r>
+        <w:t xml:space="preserve">administered through the National Population and Family Planning</w:t>
+      </w:r>
+      <w:r>
+        <w:t xml:space="preserve"> </w:t>
+      </w:r>
+      <w:r>
+        <w:t xml:space="preserve">Commission, allied research institutions (the China Population Research</w:t>
+      </w:r>
+      <w:r>
+        <w:t xml:space="preserve"> </w:t>
+      </w:r>
+      <w:r>
+        <w:t xml:space="preserve">Center), the Ministry of Health, and Party machinery. From the late</w:t>
+      </w:r>
+      <w:r>
+        <w:t xml:space="preserve"> </w:t>
+      </w:r>
+      <w:r>
+        <w:t xml:space="preserve">1990s onward, other voices grew more prominent in the policy space:</w:t>
+      </w:r>
+      <w:r>
+        <w:t xml:space="preserve"> </w:t>
+      </w:r>
+      <w:r>
+        <w:t xml:space="preserve">demographic researchers concerned about population ageing, women’s-</w:t>
+      </w:r>
+      <w:r>
+        <w:t xml:space="preserve"> </w:t>
+      </w:r>
+      <w:r>
+        <w:t xml:space="preserve">rights advocates, and academic economists pointing to the policy’s</w:t>
+      </w:r>
+      <w:r>
+        <w:t xml:space="preserve"> </w:t>
+      </w:r>
+      <w:r>
+        <w:t xml:space="preserve">growing costs.</w:t>
       </w:r>
     </w:p>
     <w:p>
@@ -2774,60 +2572,30 @@
         <w:pStyle w:val="BodyText"/>
       </w:pPr>
       <w:r>
-        <w:t xml:space="preserve">The arc shows ACF’s basic postulates working in an authoritarian</w:t>
-      </w:r>
-      <w:r>
-        <w:t xml:space="preserve"> </w:t>
-      </w:r>
-      <w:r>
-        <w:t xml:space="preserve">context: coalitions form around shared policy-core beliefs (population</w:t>
-      </w:r>
-      <w:r>
-        <w:t xml:space="preserve"> </w:t>
-      </w:r>
-      <w:r>
-        <w:t xml:space="preserve">control as national-security issue vs population structure as</w:t>
-      </w:r>
-      <w:r>
-        <w:t xml:space="preserve"> </w:t>
-      </w:r>
-      <w:r>
-        <w:t xml:space="preserve">developmental constraint); they persist for decades; they engage in</w:t>
-      </w:r>
-      <w:r>
-        <w:t xml:space="preserve"> </w:t>
-      </w:r>
-      <w:r>
-        <w:t xml:space="preserve">policy-oriented learning, with the State Council functioning as</w:t>
-      </w:r>
-      <w:r>
-        <w:t xml:space="preserve"> </w:t>
-      </w:r>
-      <w:r>
-        <w:t xml:space="preserve">institutional broker. Major change came in 2013 (selective two-child</w:t>
-      </w:r>
-      <w:r>
-        <w:t xml:space="preserve"> </w:t>
-      </w:r>
-      <w:r>
-        <w:t xml:space="preserve">policy) and 2015 (universal two-child policy), with subsequent further</w:t>
-      </w:r>
-      <w:r>
-        <w:t xml:space="preserve"> </w:t>
-      </w:r>
-      <w:r>
-        <w:t xml:space="preserve">relaxation in 2021 (universal three-child).</w:t>
-      </w:r>
-    </w:p>
-    <w:bookmarkEnd w:id="44"/>
-    <w:bookmarkStart w:id="45" w:name="X3132ccfbd4a825aee823f86eb155173dcf9a708"/>
+        <w:t xml:space="preserve">Policy changes occurred in 2013 (selective two-child policy) and 2015</w:t>
+      </w:r>
+      <w:r>
+        <w:t xml:space="preserve"> </w:t>
+      </w:r>
+      <w:r>
+        <w:t xml:space="preserve">(universal two-child policy), with further relaxation in 2021 (universal</w:t>
+      </w:r>
+      <w:r>
+        <w:t xml:space="preserve"> </w:t>
+      </w:r>
+      <w:r>
+        <w:t xml:space="preserve">three-child).</w:t>
+      </w:r>
+    </w:p>
     <w:p>
       <w:pPr>
         <w:pStyle w:val="Heading3"/>
       </w:pPr>
+      <w:bookmarkStart w:id="47" w:name="X3132ccfbd4a825aee823f86eb155173dcf9a708"/>
       <w:r>
         <w:t xml:space="preserve">Discussion questions from the case pack</w:t>
       </w:r>
+      <w:bookmarkEnd w:id="47"/>
     </w:p>
     <w:p>
       <w:pPr>
@@ -2837,7 +2605,7 @@
         </w:numPr>
       </w:pPr>
       <w:r>
-        <w:t xml:space="preserve">Map the three tiers for the dominant and minority coalitions.</w:t>
+        <w:t xml:space="preserve">Map the three tiers for the coalitions you identify in this case.</w:t>
       </w:r>
     </w:p>
     <w:p>
@@ -2848,55 +2616,25 @@
         </w:numPr>
       </w:pPr>
       <w:r>
-        <w:t xml:space="preserve">What does it mean for ACF’s assumption of an</w:t>
-      </w:r>
-      <w:r>
-        <w:t xml:space="preserve"> </w:t>
-      </w:r>
-      <w:r>
-        <w:rPr>
-          <w:i/>
-          <w:iCs/>
-        </w:rPr>
-        <w:t xml:space="preserve">open subsystem with</w:t>
-      </w:r>
-      <w:r>
-        <w:rPr>
-          <w:i/>
-          <w:iCs/>
-        </w:rPr>
-        <w:t xml:space="preserve"> </w:t>
-      </w:r>
-      <w:r>
-        <w:rPr>
-          <w:i/>
-          <w:iCs/>
-        </w:rPr>
-        <w:t xml:space="preserve">multiple competing coalitions</w:t>
-      </w:r>
-      <w:r>
-        <w:t xml:space="preserve"> </w:t>
-      </w:r>
-      <w:r>
-        <w:t xml:space="preserve">that the relevant participants in</w:t>
-      </w:r>
-      <w:r>
-        <w:t xml:space="preserve"> </w:t>
-      </w:r>
-      <w:r>
-        <w:t xml:space="preserve">this case were largely confined to expert and Party networks — do</w:t>
-      </w:r>
-      <w:r>
-        <w:t xml:space="preserve"> </w:t>
-      </w:r>
-      <w:r>
-        <w:t xml:space="preserve">coalitions form meaningfully within the constraints of Party-state</w:t>
-      </w:r>
-      <w:r>
-        <w:t xml:space="preserve"> </w:t>
-      </w:r>
-      <w:r>
-        <w:t xml:space="preserve">structure, or does the framework need substantial adaptation here?</w:t>
+        <w:t xml:space="preserve">ACF assumes an open subsystem with multiple competing coalitions —</w:t>
+      </w:r>
+      <w:r>
+        <w:t xml:space="preserve"> </w:t>
+      </w:r>
+      <w:r>
+        <w:t xml:space="preserve">to what extent does that assumption hold in an authoritarian,</w:t>
+      </w:r>
+      <w:r>
+        <w:t xml:space="preserve"> </w:t>
+      </w:r>
+      <w:r>
+        <w:t xml:space="preserve">Party-state context like this one? Does meaningful coalition</w:t>
+      </w:r>
+      <w:r>
+        <w:t xml:space="preserve"> </w:t>
+      </w:r>
+      <w:r>
+        <w:t xml:space="preserve">formation still occur, or does the framework need adaptation here?</w:t>
       </w:r>
     </w:p>
     <w:p>
@@ -2926,7 +2664,6 @@
       <w:r>
         <w:rPr>
           <w:i/>
-          <w:iCs/>
         </w:rPr>
         <w:t xml:space="preserve">Framework reflection:</w:t>
       </w:r>
@@ -2966,26 +2703,25 @@
         <w:br w:type="page"/>
       </w:r>
     </w:p>
-    <w:bookmarkEnd w:id="45"/>
-    <w:bookmarkEnd w:id="46"/>
-    <w:bookmarkEnd w:id="47"/>
-    <w:bookmarkStart w:id="54" w:name="X40422d268846814c76ef358e15dfa4afd604cd2"/>
     <w:p>
       <w:pPr>
         <w:pStyle w:val="Heading1"/>
       </w:pPr>
+      <w:bookmarkStart w:id="48" w:name="X40422d268846814c76ef358e15dfa4afd604cd2"/>
       <w:r>
         <w:t xml:space="preserve">Mapping an Advocacy Coalition — Worksheet</w:t>
       </w:r>
-    </w:p>
-    <w:bookmarkStart w:id="53" w:name="brazils-bolsa-família-cash-transfer-pair"/>
+      <w:bookmarkEnd w:id="48"/>
+    </w:p>
     <w:p>
       <w:pPr>
         <w:pStyle w:val="Heading2"/>
       </w:pPr>
+      <w:bookmarkStart w:id="49" w:name="brazils-bolsa-família-cash-transfer-pair"/>
       <w:r>
         <w:t xml:space="preserve">Brazil’s Bolsa Família — Cash-transfer pair</w:t>
       </w:r>
+      <w:bookmarkEnd w:id="49"/>
     </w:p>
     <w:p>
       <w:pPr>
@@ -2995,14 +2731,15 @@
         <w:t xml:space="preserve">IR227 Seminar 3 — Group worksheet</w:t>
       </w:r>
     </w:p>
-    <w:bookmarkStart w:id="48" w:name="task-4"/>
     <w:p>
       <w:pPr>
         <w:pStyle w:val="Heading3"/>
       </w:pPr>
+      <w:bookmarkStart w:id="50" w:name="task-4"/>
       <w:r>
         <w:t xml:space="preserve">Task</w:t>
       </w:r>
+      <w:bookmarkEnd w:id="50"/>
     </w:p>
     <w:p>
       <w:pPr>
@@ -3030,15 +2767,15 @@
         <w:t xml:space="preserve">reflection: does ACF fit cleanly, or would PET or MSF do better?</w:t>
       </w:r>
     </w:p>
-    <w:bookmarkEnd w:id="48"/>
-    <w:bookmarkStart w:id="49" w:name="requirements-4"/>
     <w:p>
       <w:pPr>
         <w:pStyle w:val="Heading3"/>
       </w:pPr>
+      <w:bookmarkStart w:id="51" w:name="requirements-4"/>
       <w:r>
         <w:t xml:space="preserve">Requirements</w:t>
       </w:r>
+      <w:bookmarkEnd w:id="51"/>
     </w:p>
     <w:p>
       <w:pPr>
@@ -3121,15 +2858,15 @@
         <w:t xml:space="preserve">framework-fit reflection), not on which verdict you reach.</w:t>
       </w:r>
     </w:p>
-    <w:bookmarkEnd w:id="49"/>
-    <w:bookmarkStart w:id="50" w:name="tool-summary-4"/>
     <w:p>
       <w:pPr>
         <w:pStyle w:val="Heading3"/>
       </w:pPr>
+      <w:bookmarkStart w:id="52" w:name="tool-summary-4"/>
       <w:r>
         <w:t xml:space="preserve">Tool summary</w:t>
       </w:r>
+      <w:bookmarkEnd w:id="52"/>
     </w:p>
     <w:p>
       <w:pPr>
@@ -3138,7 +2875,6 @@
       <w:r>
         <w:rPr>
           <w:b/>
-          <w:bCs/>
         </w:rPr>
         <w:t xml:space="preserve">Three-tier belief structure (Nohrstedt 2023).</w:t>
       </w:r>
@@ -3154,7 +2890,6 @@
       <w:r>
         <w:rPr>
           <w:i/>
-          <w:iCs/>
         </w:rPr>
         <w:t xml:space="preserve">not</w:t>
       </w:r>
@@ -3259,7 +2994,6 @@
       <w:r>
         <w:rPr>
           <w:b/>
-          <w:bCs/>
         </w:rPr>
         <w:t xml:space="preserve">Four pathways to policy-core change.</w:t>
       </w:r>
@@ -3307,7 +3041,6 @@
       <w:r>
         <w:rPr>
           <w:b/>
-          <w:bCs/>
         </w:rPr>
         <w:t xml:space="preserve">Broker vs. entrepreneur.</w:t>
       </w:r>
@@ -3367,7 +3100,6 @@
       <w:r>
         <w:rPr>
           <w:b/>
-          <w:bCs/>
         </w:rPr>
         <w:t xml:space="preserve">Framework-fit reflection.</w:t>
       </w:r>
@@ -3395,21 +3127,18 @@
       <w:r>
         <w:rPr>
           <w:i/>
-          <w:iCs/>
         </w:rPr>
         <w:t xml:space="preserve">why this rhythm of stasis and</w:t>
       </w:r>
       <w:r>
         <w:rPr>
           <w:i/>
-          <w:iCs/>
         </w:rPr>
         <w:t xml:space="preserve"> </w:t>
       </w:r>
       <w:r>
         <w:rPr>
           <w:i/>
-          <w:iCs/>
         </w:rPr>
         <w:t xml:space="preserve">punctuation</w:t>
       </w:r>
@@ -3422,21 +3151,18 @@
       <w:r>
         <w:rPr>
           <w:i/>
-          <w:iCs/>
         </w:rPr>
         <w:t xml:space="preserve">what coupled at</w:t>
       </w:r>
       <w:r>
         <w:rPr>
           <w:i/>
-          <w:iCs/>
         </w:rPr>
         <w:t xml:space="preserve"> </w:t>
       </w:r>
       <w:r>
         <w:rPr>
           <w:i/>
-          <w:iCs/>
         </w:rPr>
         <w:t xml:space="preserve">this moment</w:t>
       </w:r>
@@ -3450,82 +3176,58 @@
         <w:t xml:space="preserve">analytical skill.</w:t>
       </w:r>
     </w:p>
-    <w:bookmarkEnd w:id="50"/>
-    <w:bookmarkStart w:id="51" w:name="case-specifics-from-the-case-pack-4"/>
     <w:p>
       <w:pPr>
         <w:pStyle w:val="Heading3"/>
       </w:pPr>
+      <w:bookmarkStart w:id="53" w:name="case-specifics-from-the-case-pack-4"/>
       <w:r>
         <w:t xml:space="preserve">Case specifics (from the case pack)</w:t>
       </w:r>
+      <w:bookmarkEnd w:id="53"/>
     </w:p>
     <w:p>
       <w:pPr>
         <w:pStyle w:val="FirstParagraph"/>
       </w:pPr>
       <w:r>
-        <w:t xml:space="preserve">Brazil’s Bolsa Família emerged from the consolidation of an advocacy</w:t>
-      </w:r>
-      <w:r>
-        <w:t xml:space="preserve"> </w:t>
-      </w:r>
-      <w:r>
-        <w:t xml:space="preserve">coalition favouring human-capital ideology in the late 1990s and early</w:t>
-      </w:r>
-      <w:r>
-        <w:t xml:space="preserve"> </w:t>
-      </w:r>
-      <w:r>
-        <w:t xml:space="preserve">2000s. The coalition drew on PT-aligned social-policy intellectuals, the</w:t>
-      </w:r>
-      <w:r>
-        <w:t xml:space="preserve"> </w:t>
-      </w:r>
-      <w:r>
-        <w:t xml:space="preserve">Ministry of Social Development created in 2004, the World Bank</w:t>
-      </w:r>
-      <w:r>
-        <w:t xml:space="preserve"> </w:t>
-      </w:r>
-      <w:r>
-        <w:t xml:space="preserve">Brazilian-economist network, and allied state-level officials with</w:t>
-      </w:r>
-      <w:r>
-        <w:t xml:space="preserve"> </w:t>
-      </w:r>
-      <w:r>
-        <w:t xml:space="preserve">pre-existing CCT pilots in Brasília, Campinas, and elsewhere. A residual</w:t>
-      </w:r>
-      <w:r>
-        <w:t xml:space="preserve"> </w:t>
-      </w:r>
-      <w:r>
-        <w:t xml:space="preserve">welfarist coalition was visible in the older anti-poverty NGO sector and</w:t>
-      </w:r>
-      <w:r>
-        <w:t xml:space="preserve"> </w:t>
-      </w:r>
-      <w:r>
-        <w:t xml:space="preserve">certain state-level political networks. The pattern is one of endogenous</w:t>
-      </w:r>
-      <w:r>
-        <w:t xml:space="preserve"> </w:t>
-      </w:r>
-      <w:r>
-        <w:t xml:space="preserve">coalitional consolidation rather than importation of a</w:t>
-      </w:r>
-      <w:r>
-        <w:t xml:space="preserve"> </w:t>
-      </w:r>
-      <w:r>
-        <w:t xml:space="preserve">Washington-Consensus template: the human-capital ideology was</w:t>
-      </w:r>
-      <w:r>
-        <w:t xml:space="preserve"> </w:t>
-      </w:r>
-      <w:r>
-        <w:t xml:space="preserve">internalised before it was institutionalised.</w:t>
+        <w:t xml:space="preserve">Brazil’s Bolsa Família emerged in the late 1990s and early 2000s,</w:t>
+      </w:r>
+      <w:r>
+        <w:t xml:space="preserve"> </w:t>
+      </w:r>
+      <w:r>
+        <w:t xml:space="preserve">drawing on PT-aligned social-policy intellectuals, the Ministry of</w:t>
+      </w:r>
+      <w:r>
+        <w:t xml:space="preserve"> </w:t>
+      </w:r>
+      <w:r>
+        <w:t xml:space="preserve">Social Development created in 2004, the World Bank Brazilian-economist</w:t>
+      </w:r>
+      <w:r>
+        <w:t xml:space="preserve"> </w:t>
+      </w:r>
+      <w:r>
+        <w:t xml:space="preserve">network, and state-level officials running pre-existing conditional</w:t>
+      </w:r>
+      <w:r>
+        <w:t xml:space="preserve"> </w:t>
+      </w:r>
+      <w:r>
+        <w:t xml:space="preserve">cash-transfer pilots in Brasília, Campinas, and elsewhere. Older</w:t>
+      </w:r>
+      <w:r>
+        <w:t xml:space="preserve"> </w:t>
+      </w:r>
+      <w:r>
+        <w:t xml:space="preserve">anti-poverty NGOs and certain state-level political networks represented</w:t>
+      </w:r>
+      <w:r>
+        <w:t xml:space="preserve"> </w:t>
+      </w:r>
+      <w:r>
+        <w:t xml:space="preserve">a more traditional welfare orientation during the same period.</w:t>
       </w:r>
     </w:p>
     <w:p>
@@ -3533,36 +3235,36 @@
         <w:pStyle w:val="BodyText"/>
       </w:pPr>
       <w:r>
-        <w:t xml:space="preserve">The arc consolidated rapidly: the 2003 program launch, the 2004</w:t>
-      </w:r>
-      <w:r>
-        <w:t xml:space="preserve"> </w:t>
-      </w:r>
-      <w:r>
-        <w:t xml:space="preserve">conditionalities, the 2010s expansion. By the late 2010s, the</w:t>
-      </w:r>
-      <w:r>
-        <w:t xml:space="preserve"> </w:t>
-      </w:r>
-      <w:r>
-        <w:t xml:space="preserve">human-capital coalition had become the dominant frame for Brazilian</w:t>
-      </w:r>
-      <w:r>
-        <w:t xml:space="preserve"> </w:t>
-      </w:r>
-      <w:r>
-        <w:t xml:space="preserve">social policy across PT and successor governments.</w:t>
-      </w:r>
-    </w:p>
-    <w:bookmarkEnd w:id="51"/>
-    <w:bookmarkStart w:id="52" w:name="X387aa0d96432d7cba40b082af2f4743f5cc1d68"/>
+        <w:t xml:space="preserve">Key moments include the 2003 program launch, the 2004 introduction of</w:t>
+      </w:r>
+      <w:r>
+        <w:t xml:space="preserve"> </w:t>
+      </w:r>
+      <w:r>
+        <w:t xml:space="preserve">conditionalities, and expansion through the 2010s. By the late 2010s,</w:t>
+      </w:r>
+      <w:r>
+        <w:t xml:space="preserve"> </w:t>
+      </w:r>
+      <w:r>
+        <w:t xml:space="preserve">this approach to social policy had become the dominant frame across PT</w:t>
+      </w:r>
+      <w:r>
+        <w:t xml:space="preserve"> </w:t>
+      </w:r>
+      <w:r>
+        <w:t xml:space="preserve">and successor governments.</w:t>
+      </w:r>
+    </w:p>
     <w:p>
       <w:pPr>
         <w:pStyle w:val="Heading3"/>
       </w:pPr>
+      <w:bookmarkStart w:id="54" w:name="X387aa0d96432d7cba40b082af2f4743f5cc1d68"/>
       <w:r>
         <w:t xml:space="preserve">Discussion questions from the case pack</w:t>
       </w:r>
+      <w:bookmarkEnd w:id="54"/>
     </w:p>
     <w:p>
       <w:pPr>
@@ -3572,19 +3274,13 @@
         </w:numPr>
       </w:pPr>
       <w:r>
-        <w:t xml:space="preserve">Identify the human-capital coalition’s policy-core beliefs and the</w:t>
-      </w:r>
-      <w:r>
-        <w:t xml:space="preserve"> </w:t>
-      </w:r>
-      <w:r>
-        <w:t xml:space="preserve">welfarist residual’s. Where do they overlap, and where do they</w:t>
-      </w:r>
-      <w:r>
-        <w:t xml:space="preserve"> </w:t>
-      </w:r>
-      <w:r>
-        <w:t xml:space="preserve">conflict?</w:t>
+        <w:t xml:space="preserve">Identify the policy-core beliefs of each side. Where do they</w:t>
+      </w:r>
+      <w:r>
+        <w:t xml:space="preserve"> </w:t>
+      </w:r>
+      <w:r>
+        <w:t xml:space="preserve">overlap, and where do they conflict?</w:t>
       </w:r>
     </w:p>
     <w:p>
@@ -3595,13 +3291,13 @@
         </w:numPr>
       </w:pPr>
       <w:r>
-        <w:t xml:space="preserve">Which of the four pathways best explains the dominant-coalition</w:t>
-      </w:r>
-      <w:r>
-        <w:t xml:space="preserve"> </w:t>
-      </w:r>
-      <w:r>
-        <w:t xml:space="preserve">consolidation?</w:t>
+        <w:t xml:space="preserve">Which of the four pathways best explains how one approach became</w:t>
+      </w:r>
+      <w:r>
+        <w:t xml:space="preserve"> </w:t>
+      </w:r>
+      <w:r>
+        <w:t xml:space="preserve">dominant over time?</w:t>
       </w:r>
     </w:p>
     <w:p>
@@ -3614,7 +3310,6 @@
       <w:r>
         <w:rPr>
           <w:i/>
-          <w:iCs/>
         </w:rPr>
         <w:t xml:space="preserve">Framework reflection:</w:t>
       </w:r>
@@ -3628,19 +3323,13 @@
         <w:t xml:space="preserve"> </w:t>
       </w:r>
       <w:r>
-        <w:t xml:space="preserve">the 2002 election as the relevant moment better than ACF’s</w:t>
-      </w:r>
-      <w:r>
-        <w:t xml:space="preserve"> </w:t>
-      </w:r>
-      <w:r>
-        <w:t xml:space="preserve">gradual-consolidation frame? What does ACF gain by treating this as</w:t>
-      </w:r>
-      <w:r>
-        <w:t xml:space="preserve"> </w:t>
-      </w:r>
-      <w:r>
-        <w:t xml:space="preserve">a decade-long process?</w:t>
+        <w:t xml:space="preserve">the 2002 election as the relevant moment in a way a gradual,</w:t>
+      </w:r>
+      <w:r>
+        <w:t xml:space="preserve"> </w:t>
+      </w:r>
+      <w:r>
+        <w:t xml:space="preserve">consolidation-based ACF story might miss, or vice versa?</w:t>
       </w:r>
     </w:p>
     <w:p>
@@ -3648,26 +3337,25 @@
         <w:br w:type="page"/>
       </w:r>
     </w:p>
-    <w:bookmarkEnd w:id="52"/>
-    <w:bookmarkEnd w:id="53"/>
-    <w:bookmarkEnd w:id="54"/>
-    <w:bookmarkStart w:id="61" w:name="Xd894a34034d482e3993447954bb5ece85d3f747"/>
     <w:p>
       <w:pPr>
         <w:pStyle w:val="Heading1"/>
       </w:pPr>
+      <w:bookmarkStart w:id="55" w:name="Xd894a34034d482e3993447954bb5ece85d3f747"/>
       <w:r>
         <w:t xml:space="preserve">Mapping an Advocacy Coalition — Worksheet</w:t>
       </w:r>
-    </w:p>
-    <w:bookmarkStart w:id="60" w:name="mexicos-oportunidades-cash-transfer-pair"/>
+      <w:bookmarkEnd w:id="55"/>
+    </w:p>
     <w:p>
       <w:pPr>
         <w:pStyle w:val="Heading2"/>
       </w:pPr>
+      <w:bookmarkStart w:id="56" w:name="mexicos-oportunidades-cash-transfer-pair"/>
       <w:r>
         <w:t xml:space="preserve">Mexico’s Oportunidades — Cash-transfer pair</w:t>
       </w:r>
+      <w:bookmarkEnd w:id="56"/>
     </w:p>
     <w:p>
       <w:pPr>
@@ -3677,14 +3365,15 @@
         <w:t xml:space="preserve">IR227 Seminar 3 — Group worksheet</w:t>
       </w:r>
     </w:p>
-    <w:bookmarkStart w:id="55" w:name="task-5"/>
     <w:p>
       <w:pPr>
         <w:pStyle w:val="Heading3"/>
       </w:pPr>
+      <w:bookmarkStart w:id="57" w:name="task-5"/>
       <w:r>
         <w:t xml:space="preserve">Task</w:t>
       </w:r>
+      <w:bookmarkEnd w:id="57"/>
     </w:p>
     <w:p>
       <w:pPr>
@@ -3712,15 +3401,15 @@
         <w:t xml:space="preserve">reflection: does ACF fit cleanly, or would PET or MSF do better?</w:t>
       </w:r>
     </w:p>
-    <w:bookmarkEnd w:id="55"/>
-    <w:bookmarkStart w:id="56" w:name="requirements-5"/>
     <w:p>
       <w:pPr>
         <w:pStyle w:val="Heading3"/>
       </w:pPr>
+      <w:bookmarkStart w:id="58" w:name="requirements-5"/>
       <w:r>
         <w:t xml:space="preserve">Requirements</w:t>
       </w:r>
+      <w:bookmarkEnd w:id="58"/>
     </w:p>
     <w:p>
       <w:pPr>
@@ -3803,15 +3492,15 @@
         <w:t xml:space="preserve">framework-fit reflection), not on which verdict you reach.</w:t>
       </w:r>
     </w:p>
-    <w:bookmarkEnd w:id="56"/>
-    <w:bookmarkStart w:id="57" w:name="tool-summary-5"/>
     <w:p>
       <w:pPr>
         <w:pStyle w:val="Heading3"/>
       </w:pPr>
+      <w:bookmarkStart w:id="59" w:name="tool-summary-5"/>
       <w:r>
         <w:t xml:space="preserve">Tool summary</w:t>
       </w:r>
+      <w:bookmarkEnd w:id="59"/>
     </w:p>
     <w:p>
       <w:pPr>
@@ -3820,7 +3509,6 @@
       <w:r>
         <w:rPr>
           <w:b/>
-          <w:bCs/>
         </w:rPr>
         <w:t xml:space="preserve">Three-tier belief structure (Nohrstedt 2023).</w:t>
       </w:r>
@@ -3836,7 +3524,6 @@
       <w:r>
         <w:rPr>
           <w:i/>
-          <w:iCs/>
         </w:rPr>
         <w:t xml:space="preserve">not</w:t>
       </w:r>
@@ -3941,7 +3628,6 @@
       <w:r>
         <w:rPr>
           <w:b/>
-          <w:bCs/>
         </w:rPr>
         <w:t xml:space="preserve">Four pathways to policy-core change.</w:t>
       </w:r>
@@ -3989,7 +3675,6 @@
       <w:r>
         <w:rPr>
           <w:b/>
-          <w:bCs/>
         </w:rPr>
         <w:t xml:space="preserve">Broker vs. entrepreneur.</w:t>
       </w:r>
@@ -4049,7 +3734,6 @@
       <w:r>
         <w:rPr>
           <w:b/>
-          <w:bCs/>
         </w:rPr>
         <w:t xml:space="preserve">Framework-fit reflection.</w:t>
       </w:r>
@@ -4077,21 +3761,18 @@
       <w:r>
         <w:rPr>
           <w:i/>
-          <w:iCs/>
         </w:rPr>
         <w:t xml:space="preserve">why this rhythm of stasis and</w:t>
       </w:r>
       <w:r>
         <w:rPr>
           <w:i/>
-          <w:iCs/>
         </w:rPr>
         <w:t xml:space="preserve"> </w:t>
       </w:r>
       <w:r>
         <w:rPr>
           <w:i/>
-          <w:iCs/>
         </w:rPr>
         <w:t xml:space="preserve">punctuation</w:t>
       </w:r>
@@ -4104,21 +3785,18 @@
       <w:r>
         <w:rPr>
           <w:i/>
-          <w:iCs/>
         </w:rPr>
         <w:t xml:space="preserve">what coupled at</w:t>
       </w:r>
       <w:r>
         <w:rPr>
           <w:i/>
-          <w:iCs/>
         </w:rPr>
         <w:t xml:space="preserve"> </w:t>
       </w:r>
       <w:r>
         <w:rPr>
           <w:i/>
-          <w:iCs/>
         </w:rPr>
         <w:t xml:space="preserve">this moment</w:t>
       </w:r>
@@ -4132,82 +3810,58 @@
         <w:t xml:space="preserve">analytical skill.</w:t>
       </w:r>
     </w:p>
-    <w:bookmarkEnd w:id="57"/>
-    <w:bookmarkStart w:id="58" w:name="case-specifics-from-the-case-pack-5"/>
     <w:p>
       <w:pPr>
         <w:pStyle w:val="Heading3"/>
       </w:pPr>
+      <w:bookmarkStart w:id="60" w:name="case-specifics-from-the-case-pack-5"/>
       <w:r>
         <w:t xml:space="preserve">Case specifics (from the case pack)</w:t>
       </w:r>
+      <w:bookmarkEnd w:id="60"/>
     </w:p>
     <w:p>
       <w:pPr>
         <w:pStyle w:val="FirstParagraph"/>
       </w:pPr>
       <w:r>
-        <w:t xml:space="preserve">Mexico’s Oportunidades emerged from a similar coalitional structure but</w:t>
-      </w:r>
-      <w:r>
-        <w:t xml:space="preserve"> </w:t>
-      </w:r>
-      <w:r>
-        <w:t xml:space="preserve">via a different pathway. The advocacy coalition consolidated through</w:t>
-      </w:r>
-      <w:r>
-        <w:t xml:space="preserve"> </w:t>
-      </w:r>
-      <w:r>
-        <w:t xml:space="preserve">technocratic networks: PRI- and PAN-aligned economists in SEDESOL (later</w:t>
-      </w:r>
-      <w:r>
-        <w:t xml:space="preserve"> </w:t>
-      </w:r>
-      <w:r>
-        <w:t xml:space="preserve">Bienestar), the World Bank Mexico-economist network, and crucially the</w:t>
-      </w:r>
-      <w:r>
-        <w:t xml:space="preserve"> </w:t>
-      </w:r>
-      <w:r>
-        <w:t xml:space="preserve">PROGRESA evaluation team, whose 1997–2000 randomised evaluation gave the</w:t>
-      </w:r>
-      <w:r>
-        <w:t xml:space="preserve"> </w:t>
-      </w:r>
-      <w:r>
-        <w:t xml:space="preserve">program credibility before it had political consolidation. A residual</w:t>
-      </w:r>
-      <w:r>
-        <w:t xml:space="preserve"> </w:t>
-      </w:r>
-      <w:r>
-        <w:t xml:space="preserve">welfarist coalition was similarly composed to Brazil’s. The two</w:t>
-      </w:r>
-      <w:r>
-        <w:t xml:space="preserve"> </w:t>
-      </w:r>
-      <w:r>
-        <w:t xml:space="preserve">coalitions held similar deep-core beliefs to the Brazilian case; the</w:t>
-      </w:r>
-      <w:r>
-        <w:t xml:space="preserve"> </w:t>
-      </w:r>
-      <w:r>
-        <w:t xml:space="preserve">strategic difference is that Mexico built credibility via evidence</w:t>
-      </w:r>
-      <w:r>
-        <w:t xml:space="preserve"> </w:t>
-      </w:r>
-      <w:r>
-        <w:t xml:space="preserve">first, whereas Brazil built credibility via political alignment first.</w:t>
-      </w:r>
-      <w:r>
-        <w:t xml:space="preserve"> </w:t>
-      </w:r>
-      <w:r>
-        <w:t xml:space="preserve">Same outcomes, different coalitional strategies.</w:t>
+        <w:t xml:space="preserve">Mexico’s Oportunidades emerged through technocratic networks: PRI- and</w:t>
+      </w:r>
+      <w:r>
+        <w:t xml:space="preserve"> </w:t>
+      </w:r>
+      <w:r>
+        <w:t xml:space="preserve">PAN-aligned economists in SEDESOL (later Bienestar), the World Bank</w:t>
+      </w:r>
+      <w:r>
+        <w:t xml:space="preserve"> </w:t>
+      </w:r>
+      <w:r>
+        <w:t xml:space="preserve">Mexico-economist network, and the PROGRESA evaluation team, whose</w:t>
+      </w:r>
+      <w:r>
+        <w:t xml:space="preserve"> </w:t>
+      </w:r>
+      <w:r>
+        <w:t xml:space="preserve">1997–2000 randomised evaluation preceded the program’s political</w:t>
+      </w:r>
+      <w:r>
+        <w:t xml:space="preserve"> </w:t>
+      </w:r>
+      <w:r>
+        <w:t xml:space="preserve">consolidation. Older anti-poverty NGOs and state-level political</w:t>
+      </w:r>
+      <w:r>
+        <w:t xml:space="preserve"> </w:t>
+      </w:r>
+      <w:r>
+        <w:t xml:space="preserve">networks represented an alternative orientation, broadly similar in</w:t>
+      </w:r>
+      <w:r>
+        <w:t xml:space="preserve"> </w:t>
+      </w:r>
+      <w:r>
+        <w:t xml:space="preserve">composition to the actors in the Brazilian case.</w:t>
       </w:r>
     </w:p>
     <w:p>
@@ -4215,7 +3869,7 @@
         <w:pStyle w:val="BodyText"/>
       </w:pPr>
       <w:r>
-        <w:t xml:space="preserve">The arc began with PROGRESA (1997), expanded to Oportunidades (2002</w:t>
+        <w:t xml:space="preserve">The program began as PROGRESA (1997), expanded to Oportunidades (2002</w:t>
       </w:r>
       <w:r>
         <w:t xml:space="preserve"> </w:t>
@@ -4227,24 +3881,18 @@
         <w:t xml:space="preserve"> </w:t>
       </w:r>
       <w:r>
-        <w:t xml:space="preserve">substantially restructured by AMLO in 2019 — the only significant</w:t>
-      </w:r>
-      <w:r>
-        <w:t xml:space="preserve"> </w:t>
-      </w:r>
-      <w:r>
-        <w:t xml:space="preserve">break in the coalition’s institutional consolidation.</w:t>
-      </w:r>
-    </w:p>
-    <w:bookmarkEnd w:id="58"/>
-    <w:bookmarkStart w:id="59" w:name="X568068362dc8e4133806000961525b2dac20a29"/>
+        <w:t xml:space="preserve">substantially restructured by AMLO in 2019.</w:t>
+      </w:r>
+    </w:p>
     <w:p>
       <w:pPr>
         <w:pStyle w:val="Heading3"/>
       </w:pPr>
+      <w:bookmarkStart w:id="61" w:name="X568068362dc8e4133806000961525b2dac20a29"/>
       <w:r>
         <w:t xml:space="preserve">Discussion questions from the case pack</w:t>
       </w:r>
+      <w:bookmarkEnd w:id="61"/>
     </w:p>
     <w:p>
       <w:pPr>
@@ -4277,19 +3925,19 @@
         </w:numPr>
       </w:pPr>
       <w:r>
-        <w:t xml:space="preserve">Why did Mexico’s coalition build credibility via evidence-first</w:t>
-      </w:r>
-      <w:r>
-        <w:t xml:space="preserve"> </w:t>
-      </w:r>
-      <w:r>
-        <w:t xml:space="preserve">while Brazil’s built it via politics-first — and what does that</w:t>
-      </w:r>
-      <w:r>
-        <w:t xml:space="preserve"> </w:t>
-      </w:r>
-      <w:r>
-        <w:t xml:space="preserve">imply for ACF’s prediction of coalition strategy?</w:t>
+        <w:t xml:space="preserve">Compare how credibility was built for the program in Mexico’s case</w:t>
+      </w:r>
+      <w:r>
+        <w:t xml:space="preserve"> </w:t>
+      </w:r>
+      <w:r>
+        <w:t xml:space="preserve">versus Brazil’s case. What does that comparison imply for ACF’s</w:t>
+      </w:r>
+      <w:r>
+        <w:t xml:space="preserve"> </w:t>
+      </w:r>
+      <w:r>
+        <w:t xml:space="preserve">prediction of coalition strategy?</w:t>
       </w:r>
     </w:p>
     <w:p>
@@ -4302,7 +3950,6 @@
       <w:r>
         <w:rPr>
           <w:i/>
-          <w:iCs/>
         </w:rPr>
         <w:t xml:space="preserve">Framework reflection:</w:t>
       </w:r>
@@ -4325,9 +3972,6 @@
         <w:t xml:space="preserve">different framework to explain?</w:t>
       </w:r>
     </w:p>
-    <w:bookmarkEnd w:id="59"/>
-    <w:bookmarkEnd w:id="60"/>
-    <w:bookmarkEnd w:id="61"/>
     <w:sectPr>
       <w:pgSz w:h="15840" w:w="12240"/>
       <w:pgMar w:bottom="1440" w:footer="720" w:gutter="0" w:header="720" w:left="1800" w:right="1800" w:top="1440"/>
@@ -4535,14 +4179,17 @@
     </w:lvl>
   </w:abstractNum>
   <w:abstractNum w:abstractNumId="990">
-    <w:nsid w:val="0000A990"/>
+    <w:nsid w:val="2c1ae401"/>
     <w:multiLevelType w:val="multilevel"/>
     <w:lvl w:ilvl="0">
       <w:numFmt w:val="bullet"/>
       <w:lvlText w:val=" "/>
       <w:lvlJc w:val="left"/>
       <w:pPr>
-        <w:ind w:left="720" w:hanging="480"/>
+        <w:tabs>
+          <w:tab w:val="num" w:pos="0"/>
+        </w:tabs>
+        <w:ind w:left="480" w:hanging="480"/>
       </w:pPr>
     </w:lvl>
     <w:lvl w:ilvl="1">
@@ -4550,7 +4197,10 @@
       <w:lvlText w:val=" "/>
       <w:lvlJc w:val="left"/>
       <w:pPr>
-        <w:ind w:left="1440" w:hanging="480"/>
+        <w:tabs>
+          <w:tab w:val="num" w:pos="720"/>
+        </w:tabs>
+        <w:ind w:left="1200" w:hanging="480"/>
       </w:pPr>
     </w:lvl>
     <w:lvl w:ilvl="2">
@@ -4558,7 +4208,10 @@
       <w:lvlText w:val=" "/>
       <w:lvlJc w:val="left"/>
       <w:pPr>
-        <w:ind w:left="2160" w:hanging="480"/>
+        <w:tabs>
+          <w:tab w:val="num" w:pos="1440"/>
+        </w:tabs>
+        <w:ind w:left="1920" w:hanging="480"/>
       </w:pPr>
     </w:lvl>
     <w:lvl w:ilvl="3">
@@ -4566,7 +4219,10 @@
       <w:lvlText w:val=" "/>
       <w:lvlJc w:val="left"/>
       <w:pPr>
-        <w:ind w:left="2880" w:hanging="480"/>
+        <w:tabs>
+          <w:tab w:val="num" w:pos="2160"/>
+        </w:tabs>
+        <w:ind w:left="2640" w:hanging="480"/>
       </w:pPr>
     </w:lvl>
     <w:lvl w:ilvl="4">
@@ -4574,7 +4230,10 @@
       <w:lvlText w:val=" "/>
       <w:lvlJc w:val="left"/>
       <w:pPr>
-        <w:ind w:left="3600" w:hanging="480"/>
+        <w:tabs>
+          <w:tab w:val="num" w:pos="2880"/>
+        </w:tabs>
+        <w:ind w:left="3360" w:hanging="480"/>
       </w:pPr>
     </w:lvl>
     <w:lvl w:ilvl="5">
@@ -4582,7 +4241,10 @@
       <w:lvlText w:val=" "/>
       <w:lvlJc w:val="left"/>
       <w:pPr>
-        <w:ind w:left="4320" w:hanging="480"/>
+        <w:tabs>
+          <w:tab w:val="num" w:pos="3600"/>
+        </w:tabs>
+        <w:ind w:left="4080" w:hanging="480"/>
       </w:pPr>
     </w:lvl>
     <w:lvl w:ilvl="6">
@@ -4590,7 +4252,10 @@
       <w:lvlText w:val=" "/>
       <w:lvlJc w:val="left"/>
       <w:pPr>
-        <w:ind w:left="5040" w:hanging="480"/>
+        <w:tabs>
+          <w:tab w:val="num" w:pos="4320"/>
+        </w:tabs>
+        <w:ind w:left="4800" w:hanging="480"/>
       </w:pPr>
     </w:lvl>
     <w:lvl w:ilvl="7">
@@ -4598,7 +4263,10 @@
       <w:lvlText w:val=" "/>
       <w:lvlJc w:val="left"/>
       <w:pPr>
-        <w:ind w:left="5760" w:hanging="480"/>
+        <w:tabs>
+          <w:tab w:val="num" w:pos="5040"/>
+        </w:tabs>
+        <w:ind w:left="5520" w:hanging="480"/>
       </w:pPr>
     </w:lvl>
     <w:lvl w:ilvl="8">
@@ -4606,19 +4274,25 @@
       <w:lvlText w:val=" "/>
       <w:lvlJc w:val="left"/>
       <w:pPr>
-        <w:ind w:left="6480" w:hanging="480"/>
+        <w:tabs>
+          <w:tab w:val="num" w:pos="5760"/>
+        </w:tabs>
+        <w:ind w:left="6240" w:hanging="480"/>
       </w:pPr>
     </w:lvl>
   </w:abstractNum>
   <w:abstractNum w:abstractNumId="991">
-    <w:nsid w:val="0000A991"/>
+    <w:nsid w:val="ea454b4c"/>
     <w:multiLevelType w:val="multilevel"/>
     <w:lvl w:ilvl="0">
       <w:numFmt w:val="bullet"/>
       <w:lvlText w:val="•"/>
       <w:lvlJc w:val="left"/>
       <w:pPr>
-        <w:ind w:left="720" w:hanging="480"/>
+        <w:tabs>
+          <w:tab w:val="num" w:pos="0"/>
+        </w:tabs>
+        <w:ind w:left="480" w:hanging="480"/>
       </w:pPr>
     </w:lvl>
     <w:lvl w:ilvl="1">
@@ -4626,7 +4300,10 @@
       <w:lvlText w:val="–"/>
       <w:lvlJc w:val="left"/>
       <w:pPr>
-        <w:ind w:left="1440" w:hanging="480"/>
+        <w:tabs>
+          <w:tab w:val="num" w:pos="720"/>
+        </w:tabs>
+        <w:ind w:left="1200" w:hanging="480"/>
       </w:pPr>
     </w:lvl>
     <w:lvl w:ilvl="2">
@@ -4634,7 +4311,10 @@
       <w:lvlText w:val="•"/>
       <w:lvlJc w:val="left"/>
       <w:pPr>
-        <w:ind w:left="2160" w:hanging="480"/>
+        <w:tabs>
+          <w:tab w:val="num" w:pos="1440"/>
+        </w:tabs>
+        <w:ind w:left="1920" w:hanging="480"/>
       </w:pPr>
     </w:lvl>
     <w:lvl w:ilvl="3">
@@ -4642,7 +4322,10 @@
       <w:lvlText w:val="–"/>
       <w:lvlJc w:val="left"/>
       <w:pPr>
-        <w:ind w:left="2880" w:hanging="480"/>
+        <w:tabs>
+          <w:tab w:val="num" w:pos="2160"/>
+        </w:tabs>
+        <w:ind w:left="2640" w:hanging="480"/>
       </w:pPr>
     </w:lvl>
     <w:lvl w:ilvl="4">
@@ -4650,7 +4333,10 @@
       <w:lvlText w:val="•"/>
       <w:lvlJc w:val="left"/>
       <w:pPr>
-        <w:ind w:left="3600" w:hanging="480"/>
+        <w:tabs>
+          <w:tab w:val="num" w:pos="2880"/>
+        </w:tabs>
+        <w:ind w:left="3360" w:hanging="480"/>
       </w:pPr>
     </w:lvl>
     <w:lvl w:ilvl="5">
@@ -4658,7 +4344,10 @@
       <w:lvlText w:val="–"/>
       <w:lvlJc w:val="left"/>
       <w:pPr>
-        <w:ind w:left="4320" w:hanging="480"/>
+        <w:tabs>
+          <w:tab w:val="num" w:pos="3600"/>
+        </w:tabs>
+        <w:ind w:left="4080" w:hanging="480"/>
       </w:pPr>
     </w:lvl>
     <w:lvl w:ilvl="6">
@@ -4666,7 +4355,10 @@
       <w:lvlText w:val="•"/>
       <w:lvlJc w:val="left"/>
       <w:pPr>
-        <w:ind w:left="5040" w:hanging="480"/>
+        <w:tabs>
+          <w:tab w:val="num" w:pos="4320"/>
+        </w:tabs>
+        <w:ind w:left="4800" w:hanging="480"/>
       </w:pPr>
     </w:lvl>
     <w:lvl w:ilvl="7">
@@ -4674,7 +4366,10 @@
       <w:lvlText w:val="–"/>
       <w:lvlJc w:val="left"/>
       <w:pPr>
-        <w:ind w:left="5760" w:hanging="480"/>
+        <w:tabs>
+          <w:tab w:val="num" w:pos="5040"/>
+        </w:tabs>
+        <w:ind w:left="5520" w:hanging="480"/>
       </w:pPr>
     </w:lvl>
     <w:lvl w:ilvl="8">
@@ -4682,7 +4377,10 @@
       <w:lvlText w:val="•"/>
       <w:lvlJc w:val="left"/>
       <w:pPr>
-        <w:ind w:left="6480" w:hanging="480"/>
+        <w:tabs>
+          <w:tab w:val="num" w:pos="5760"/>
+        </w:tabs>
+        <w:ind w:left="6240" w:hanging="480"/>
       </w:pPr>
     </w:lvl>
   </w:abstractNum>
@@ -16387,6 +16085,227 @@
     <w:basedOn w:val="VerbatimChar"/>
     <w:rPr/>
   </w:style>
+  <w:style w:type="character" w:customStyle="1" w:styleId="KeywordTok">
+    <w:name w:val="KeywordTok"/>
+    <w:basedOn w:val="VerbatimChar"/>
+    <w:rPr>
+      <w:color w:val="007020"/>
+      <w:b/>
+    </w:rPr>
+  </w:style>
+  <w:style w:type="character" w:customStyle="1" w:styleId="DataTypeTok">
+    <w:name w:val="DataTypeTok"/>
+    <w:basedOn w:val="VerbatimChar"/>
+    <w:rPr>
+      <w:color w:val="902000"/>
+    </w:rPr>
+  </w:style>
+  <w:style w:type="character" w:customStyle="1" w:styleId="DecValTok">
+    <w:name w:val="DecValTok"/>
+    <w:basedOn w:val="VerbatimChar"/>
+    <w:rPr>
+      <w:color w:val="40a070"/>
+    </w:rPr>
+  </w:style>
+  <w:style w:type="character" w:customStyle="1" w:styleId="BaseNTok">
+    <w:name w:val="BaseNTok"/>
+    <w:basedOn w:val="VerbatimChar"/>
+    <w:rPr>
+      <w:color w:val="40a070"/>
+    </w:rPr>
+  </w:style>
+  <w:style w:type="character" w:customStyle="1" w:styleId="FloatTok">
+    <w:name w:val="FloatTok"/>
+    <w:basedOn w:val="VerbatimChar"/>
+    <w:rPr>
+      <w:color w:val="40a070"/>
+    </w:rPr>
+  </w:style>
+  <w:style w:type="character" w:customStyle="1" w:styleId="ConstantTok">
+    <w:name w:val="ConstantTok"/>
+    <w:basedOn w:val="VerbatimChar"/>
+    <w:rPr>
+      <w:color w:val="880000"/>
+    </w:rPr>
+  </w:style>
+  <w:style w:type="character" w:customStyle="1" w:styleId="CharTok">
+    <w:name w:val="CharTok"/>
+    <w:basedOn w:val="VerbatimChar"/>
+    <w:rPr>
+      <w:color w:val="4070a0"/>
+    </w:rPr>
+  </w:style>
+  <w:style w:type="character" w:customStyle="1" w:styleId="SpecialCharTok">
+    <w:name w:val="SpecialCharTok"/>
+    <w:basedOn w:val="VerbatimChar"/>
+    <w:rPr>
+      <w:color w:val="4070a0"/>
+    </w:rPr>
+  </w:style>
+  <w:style w:type="character" w:customStyle="1" w:styleId="StringTok">
+    <w:name w:val="StringTok"/>
+    <w:basedOn w:val="VerbatimChar"/>
+    <w:rPr>
+      <w:color w:val="4070a0"/>
+    </w:rPr>
+  </w:style>
+  <w:style w:type="character" w:customStyle="1" w:styleId="VerbatimStringTok">
+    <w:name w:val="VerbatimStringTok"/>
+    <w:basedOn w:val="VerbatimChar"/>
+    <w:rPr>
+      <w:color w:val="4070a0"/>
+    </w:rPr>
+  </w:style>
+  <w:style w:type="character" w:customStyle="1" w:styleId="SpecialStringTok">
+    <w:name w:val="SpecialStringTok"/>
+    <w:basedOn w:val="VerbatimChar"/>
+    <w:rPr>
+      <w:color w:val="bb6688"/>
+    </w:rPr>
+  </w:style>
+  <w:style w:type="character" w:customStyle="1" w:styleId="ImportTok">
+    <w:name w:val="ImportTok"/>
+    <w:basedOn w:val="VerbatimChar"/>
+    <w:rPr/>
+  </w:style>
+  <w:style w:type="character" w:customStyle="1" w:styleId="CommentTok">
+    <w:name w:val="CommentTok"/>
+    <w:basedOn w:val="VerbatimChar"/>
+    <w:rPr>
+      <w:color w:val="60a0b0"/>
+      <w:i/>
+    </w:rPr>
+  </w:style>
+  <w:style w:type="character" w:customStyle="1" w:styleId="DocumentationTok">
+    <w:name w:val="DocumentationTok"/>
+    <w:basedOn w:val="VerbatimChar"/>
+    <w:rPr>
+      <w:color w:val="ba2121"/>
+      <w:i/>
+    </w:rPr>
+  </w:style>
+  <w:style w:type="character" w:customStyle="1" w:styleId="AnnotationTok">
+    <w:name w:val="AnnotationTok"/>
+    <w:basedOn w:val="VerbatimChar"/>
+    <w:rPr>
+      <w:color w:val="60a0b0"/>
+      <w:b/>
+      <w:i/>
+    </w:rPr>
+  </w:style>
+  <w:style w:type="character" w:customStyle="1" w:styleId="CommentVarTok">
+    <w:name w:val="CommentVarTok"/>
+    <w:basedOn w:val="VerbatimChar"/>
+    <w:rPr>
+      <w:color w:val="60a0b0"/>
+      <w:b/>
+      <w:i/>
+    </w:rPr>
+  </w:style>
+  <w:style w:type="character" w:customStyle="1" w:styleId="OtherTok">
+    <w:name w:val="OtherTok"/>
+    <w:basedOn w:val="VerbatimChar"/>
+    <w:rPr>
+      <w:color w:val="007020"/>
+    </w:rPr>
+  </w:style>
+  <w:style w:type="character" w:customStyle="1" w:styleId="FunctionTok">
+    <w:name w:val="FunctionTok"/>
+    <w:basedOn w:val="VerbatimChar"/>
+    <w:rPr>
+      <w:color w:val="06287e"/>
+    </w:rPr>
+  </w:style>
+  <w:style w:type="character" w:customStyle="1" w:styleId="VariableTok">
+    <w:name w:val="VariableTok"/>
+    <w:basedOn w:val="VerbatimChar"/>
+    <w:rPr>
+      <w:color w:val="19177c"/>
+    </w:rPr>
+  </w:style>
+  <w:style w:type="character" w:customStyle="1" w:styleId="ControlFlowTok">
+    <w:name w:val="ControlFlowTok"/>
+    <w:basedOn w:val="VerbatimChar"/>
+    <w:rPr>
+      <w:color w:val="007020"/>
+      <w:b/>
+    </w:rPr>
+  </w:style>
+  <w:style w:type="character" w:customStyle="1" w:styleId="OperatorTok">
+    <w:name w:val="OperatorTok"/>
+    <w:basedOn w:val="VerbatimChar"/>
+    <w:rPr>
+      <w:color w:val="666666"/>
+    </w:rPr>
+  </w:style>
+  <w:style w:type="character" w:customStyle="1" w:styleId="BuiltInTok">
+    <w:name w:val="BuiltInTok"/>
+    <w:basedOn w:val="VerbatimChar"/>
+    <w:rPr/>
+  </w:style>
+  <w:style w:type="character" w:customStyle="1" w:styleId="ExtensionTok">
+    <w:name w:val="ExtensionTok"/>
+    <w:basedOn w:val="VerbatimChar"/>
+    <w:rPr/>
+  </w:style>
+  <w:style w:type="character" w:customStyle="1" w:styleId="PreprocessorTok">
+    <w:name w:val="PreprocessorTok"/>
+    <w:basedOn w:val="VerbatimChar"/>
+    <w:rPr>
+      <w:color w:val="bc7a00"/>
+    </w:rPr>
+  </w:style>
+  <w:style w:type="character" w:customStyle="1" w:styleId="AttributeTok">
+    <w:name w:val="AttributeTok"/>
+    <w:basedOn w:val="VerbatimChar"/>
+    <w:rPr>
+      <w:color w:val="7d9029"/>
+    </w:rPr>
+  </w:style>
+  <w:style w:type="character" w:customStyle="1" w:styleId="RegionMarkerTok">
+    <w:name w:val="RegionMarkerTok"/>
+    <w:basedOn w:val="VerbatimChar"/>
+    <w:rPr/>
+  </w:style>
+  <w:style w:type="character" w:customStyle="1" w:styleId="InformationTok">
+    <w:name w:val="InformationTok"/>
+    <w:basedOn w:val="VerbatimChar"/>
+    <w:rPr>
+      <w:color w:val="60a0b0"/>
+      <w:b/>
+      <w:i/>
+    </w:rPr>
+  </w:style>
+  <w:style w:type="character" w:customStyle="1" w:styleId="WarningTok">
+    <w:name w:val="WarningTok"/>
+    <w:basedOn w:val="VerbatimChar"/>
+    <w:rPr>
+      <w:color w:val="60a0b0"/>
+      <w:b/>
+      <w:i/>
+    </w:rPr>
+  </w:style>
+  <w:style w:type="character" w:customStyle="1" w:styleId="AlertTok">
+    <w:name w:val="AlertTok"/>
+    <w:basedOn w:val="VerbatimChar"/>
+    <w:rPr>
+      <w:color w:val="ff0000"/>
+      <w:b/>
+    </w:rPr>
+  </w:style>
+  <w:style w:type="character" w:customStyle="1" w:styleId="ErrorTok">
+    <w:name w:val="ErrorTok"/>
+    <w:basedOn w:val="VerbatimChar"/>
+    <w:rPr>
+      <w:color w:val="ff0000"/>
+      <w:b/>
+    </w:rPr>
+  </w:style>
+  <w:style w:type="character" w:customStyle="1" w:styleId="NormalTok">
+    <w:name w:val="NormalTok"/>
+    <w:basedOn w:val="VerbatimChar"/>
+    <w:rPr/>
+  </w:style>
 </w:styles>
 </file>
 
